--- a/Modificações IA/Projeto de modelos de regressão_melhorado.docx
+++ b/Modificações IA/Projeto de modelos de regressão_melhorado.docx
@@ -921,7 +921,7 @@
     </w:p>
     <w:p>
       <w:r>
-        <w:t>Os modelos estimam associações condicionais entre variáveis observáveis e preço. Não permitem afirmar que alterar uma variável causaria diretamente uma alteração no preço, porque existem fatores omitidos, como dimensão, qualidade, comodidades, reputação detalhada e localização microgeográfica. A análise seguinte deve, por isso, ser lida como evidência associativa e não causal.</w:t>
+        <w:t>Os modelos de regressão permitem controlar estatisticamente pelas variáveis observadas e estimar associações condicionais entre essas variáveis e o preço. Assim, é adequado afirmar que, mantendo constantes as restantes variáveis incluídas no modelo, uma variável está associada a preços mais altos ou mais baixos. Contudo, isto não permite concluir que alterar essa variável causaria diretamente uma alteração no preço. Para fazer inferência causal seria necessária uma estratégia de identificação própria, como experiência controlada, dados longitudinais, diferenças-em-diferenças, variáveis instrumentais ou matching. Neste trabalho, os dados são observacionais e cross-sectional, e existem fatores omitidos relevantes, como dimensão, qualidade, comodidades, reputação detalhada e localização microgeográfica. A análise seguinte deve, por isso, ser lida como evidência associativa e preditiva, não causal.</w:t>
       </w:r>
     </w:p>
     <w:p>
@@ -2323,43 +2323,135 @@
       </w:r>
     </w:p>
     <w:p>
+      <w:pPr/>
       <w:r>
-        <w:t>Equação (1) — Regressão linear múltipla baseline: price_i = β0 + β1x_i1 + ... + βkx_ik + ε_i. Este modelo serve como ponto de comparação inicial, mas é sensível à assimetria de price e a observações extremas.</w:t>
+        <w:t>Nesta secção, y_i representa o preço por noite do alojamento i, x_i=(x_i1,...,x_ik) representa o vetor de variáveis explicativas e ε_i representa o erro aleatório. Quando a variável dependente é transformada, as métricas finais são calculadas novamente na escala original em euros, usando a transformação inversa.</w:t>
       </w:r>
     </w:p>
     <w:p>
+      <w:pPr/>
       <w:r>
-        <w:t>Equação (2) — Regressão linear com variável dependente transformada: ln(price_i)=β0+β1x_i1+...+βkx_ik+ε_i. Como o alvo foi transformado em logaritmo, os coeficientes podem ser interpretados aproximadamente como variações percentuais no preço, quando as restantes variáveis se mantêm constantes.</w:t>
+        <w:t>Equação (1) — Baseline pela média: ŷ_i = ȳ_train. Interpretação: este modelo ignora os preditores e atribui a todos os alojamentos o preço médio observado no conjunto de treino. Serve apenas como referência mínima; qualquer modelo útil deve reduzir o erro face a esta previsão constante.</w:t>
       </w:r>
     </w:p>
     <w:p>
+      <w:pPr/>
       <w:r>
-        <w:t>Equação (3) — Regressão polinomial: ln(price_i)=β0+β'X_i+γ'P2(X_i)+ε_i, em que P2(X_i) representa termos de grau dois. Esta formulação testa se existem relações curvas simples que a regressão linear não capta.</w:t>
+        <w:t>Equação (2) — Regressão linear múltipla sobre price: y_i = β0 + Σ_{j=1}^{k} β_j x_ij + ε_i, estimada por minimização de Σ_i(y_i-ŷ_i)^2. Interpretação: cada coeficiente β_j mede a variação média esperada no preço em euros associada a uma unidade adicional de x_j, mantendo constantes as restantes variáveis observadas. É simples e interpretável, mas sensível à assimetria de price, outliers e heterocedasticidade.</w:t>
       </w:r>
     </w:p>
     <w:p>
+      <w:pPr/>
       <w:r>
-        <w:t>Equação (4) — Modelo com interações: ln(price_i)=β0+β'X_i+δ'(X_i×X_j)+ε_i. As interações permitem que o efeito de uma variável dependa do nível de outra, por exemplo que o impacto do tipo de alojamento varie por localização.</w:t>
+        <w:t>Equação (3) — Regressão linear com alvo logarítmico: ln(y_i)=β0+Σ_{j=1}^{k}β_jx_ij+ε_i, com previsão final ŷ_i=exp(ẑ_i). Interpretação: a transformação logarítmica torna a escala do preço mais estável e permite interpretar os coeficientes, aproximadamente, como variações percentuais no preço. Esta interpretação é associativa, não causal.</w:t>
       </w:r>
     </w:p>
     <w:p>
+      <w:pPr/>
       <w:r>
-        <w:t>Equação (5) — Ridge Regression: minimiza Σ_i(y_i-ŷ_i)² + λΣ_jβ_j². A penalização L2 reduz a variância dos coeficientes e aumenta estabilidade quando há correlação entre preditores, mas não faz seleção direta de variáveis.</w:t>
+        <w:t>Equação (4) — Transformações alternativas do alvo: g(y_i)=β0+Σ_{j=1}^{k}β_jx_ij+ε_i, com g(y)=ln(y), ln(1+y) ou sqrt(y). Interpretação: estas transformações foram testadas para reduzir assimetria e heterocedasticidade. A previsão é sempre convertida para euros por g^{-1}, garantindo que RMSE, MAE, WAPE e R² são avaliados na escala original.</w:t>
       </w:r>
     </w:p>
     <w:p>
+      <w:pPr/>
       <w:r>
-        <w:t>Equação (6) — Lasso Regression: minimiza Σ_i(y_i-ŷ_i)² + λΣ_j|β_j|. A penalização L1 pode reduzir coeficientes exatamente para zero, funcionando como mecanismo de seleção de variáveis. Equação (7) — Elastic Net: minimiza Σ_i(y_i-ŷ_i)² + λ[αΣ_j|β_j|+(1-α)Σ_jβ_j²], combinando L1 e L2.</w:t>
+        <w:t>Equação (5) — Modelo com variáveis categóricas codificadas: g(y_i)=β0+Σ_p β_p x_ip + Σ_c Σ_{m=1}^{M_c-1} θ_cm D_icm + ε_i. Interpretação: D_icm são dummies One-Hot para categorias como room_type, cluster ou bairro agregado. Cada θ_cm compara a categoria m com a categoria de referência, mantendo constantes os restantes preditores. Isto formaliza a inclusão de variáveis categóricas sem usar códigos nominais arbitrários.</w:t>
       </w:r>
     </w:p>
     <w:p>
+      <w:pPr/>
       <w:r>
-        <w:t>Equação (8) — Random Forest: a previsão é a média das previsões de B árvores, f̂(x)=B^-1Σ_b T_b(x). O modelo capta relações não lineares e interações locais, mas pode sobreajustar se as árvores forem demasiado profundas.</w:t>
+        <w:t>Equação (6) — Representação geográfica por clusters ou bairros agregados: g(y_i)=β0+β'X_i+θ'C_i+ε_i ou g(y_i)=β0+β'X_i+φ'B_i+ε_i, onde C_i representa dummies de clusters K-Means e B_i representa dummies de bairros agregados. Interpretação: ambas as formulações testam se a localização acrescenta informação ao preço. Os bairros agregados tendem a ter significado urbano mais direto, enquanto os clusters reduzem dimensionalidade.</w:t>
       </w:r>
     </w:p>
     <w:p>
+      <w:pPr/>
       <w:r>
-        <w:t>Equação (9) — HistGradientBoosting: f_m(x)=f_{m-1}(x)+ηh_m(x), onde cada nova árvore h_m corrige erros residuais do modelo anterior. O parâmetro η controla a taxa de aprendizagem e ajuda a reduzir overfitting.</w:t>
+        <w:t>Equação (7) — Regressão polinomial de grau 2: ln(y_i)=β0+β'X_i+γ'P_2(X_i)+ε_i, em que P_2(X_i) inclui termos quadráticos e combinações de grau dois. Interpretação: permite relações curvas entre preditores contínuos e preço, por exemplo efeitos não lineares de minimum_nights ou availability_rate. Continua a ser um modelo paramétrico global.</w:t>
+      </w:r>
+    </w:p>
+    <w:p>
+      <w:pPr/>
+      <w:r>
+        <w:t>Equação (8) — Modelo com interações: ln(y_i)=β0+β'X_i+Σ_{j&lt;l}δ_jl x_ij x_il+ε_i. Interpretação: o coeficiente δ_jl permite que o efeito de uma variável dependa do valor de outra. Por exemplo, o efeito da disponibilidade pode variar consoante o tipo de alojamento ou a localização.</w:t>
+      </w:r>
+    </w:p>
+    <w:p>
+      <w:pPr/>
+      <w:r>
+        <w:t>Equação (9) — Ridge Regression: min_β Σ_i(z_i-ẑ_i)^2 + λΣ_jβ_j^2, com z_i=ln(y_i). Interpretação: a penalização L2 encolhe coeficientes e reduz variância quando há multicolinearidade, mas raramente coloca coeficientes exatamente em zero. É útil para estabilidade, não para seleção direta de variáveis.</w:t>
+      </w:r>
+    </w:p>
+    <w:p>
+      <w:pPr/>
+      <w:r>
+        <w:t>Equação (10) — Lasso Regression: min_β Σ_i(z_i-ẑ_i)^2 + λΣ_j|β_j|. Interpretação: a penalização L1 pode anular coeficientes, funcionando como seleção automática de variáveis. No trabalho, o Lasso otimizado por RMSE manteve praticamente todas as variáveis, sugerindo que efeitos pequenos ainda contribuíam marginalmente para previsão.</w:t>
+      </w:r>
+    </w:p>
+    <w:p>
+      <w:pPr/>
+      <w:r>
+        <w:t>Equação (11) — Elastic Net: min_β Σ_i(z_i-ẑ_i)^2 + λ[αΣ_j|β_j|+(1-α)Σ_jβ_j^2]. Interpretação: combina Lasso e Ridge. É adequada quando existem grupos de variáveis correlacionadas e se pretende equilibrar seleção com estabilidade dos coeficientes.</w:t>
+      </w:r>
+    </w:p>
+    <w:p>
+      <w:pPr/>
+      <w:r>
+        <w:t>Equação (12) — Lasso 1-SE para parcimónia: escolher o maior λ tal que RMSE_CV(λ) ≤ RMSE_CV(λ_min)+SE(λ_min). Interpretação: esta regra sacrifica algum desempenho preditivo para obter um modelo mais simples. No trabalho, permitiu identificar um conjunto reduzido de variáveis mantidas, útil para interpretação académica.</w:t>
+      </w:r>
+    </w:p>
+    <w:p>
+      <w:pPr/>
+      <w:r>
+        <w:t>Equação (13) — Random Forest Regressor: f̂_RF(x)=B^{-1}Σ_{b=1}^{B}T_b(x), onde T_b é uma árvore treinada sobre uma amostra bootstrap e subconjuntos de variáveis. Interpretação: capta relações não lineares e interações locais sem as especificar manualmente. O risco é sobreajustamento quando as árvores são muito profundas.</w:t>
+      </w:r>
+    </w:p>
+    <w:p>
+      <w:pPr/>
+      <w:r>
+        <w:t>Equação (14) — Random Forest regularizado: f̂_RF-reg(x)=B^{-1}Σ_b T_b(x; max_depth=10, min_samples_leaf=5). Interpretação: é a mesma família do Random Forest, mas com árvores constrangidas. A restrição reduz overfitting e aumenta robustez, embora possa perder capacidade de captar padrões locais complexos.</w:t>
+      </w:r>
+    </w:p>
+    <w:p>
+      <w:pPr/>
+      <w:r>
+        <w:t>Equação (15) — HistGradientBoosting Regressor: f_m(x)=f_{m-1}(x)+ηh_m(x), para m=1,...,M, onde h_m é uma árvore ajustada aos resíduos/gradientes do modelo anterior. Interpretação: o modelo constrói a previsão de forma sequencial, corrigindo erros anteriores. O learning_rate η, o número de folhas, a regularização L2 e o número de iterações controlam o compromisso entre ajuste e overfitting.</w:t>
+      </w:r>
+    </w:p>
+    <w:p>
+      <w:pPr/>
+      <w:r>
+        <w:t>Equação (16) — Support Vector Regression com kernel RBF: min_{w,b,ξ,ξ*} 1/2||w||² + CΣ_i(ξ_i+ξ_i*) sujeito a |z_i-f(x_i)|≤ε+ξ_i, com K(x_i,x_l)=exp(-γ||x_i-x_l||²). Interpretação: o SVR procura uma função não linear que mantenha erros dentro de uma margem ε, penalizando desvios maiores. É sensível à escala e aos parâmetros C, ε e γ.</w:t>
+      </w:r>
+    </w:p>
+    <w:p>
+      <w:pPr/>
+      <w:r>
+        <w:t>Equação (17) — Weighted Least Squares: min_β Σ_i w_i(y_i-ŷ_i)^2, com w_i=1/σ̂_i². Interpretação: observações com maior variância esperada dos erros recebem menor peso. Esta formulação foi usada para mitigar heterocedasticidade nos modelos lineares, não para melhorar automaticamente o melhor modelo preditivo.</w:t>
+      </w:r>
+    </w:p>
+    <w:p>
+      <w:pPr/>
+      <w:r>
+        <w:t>Equação (18) — HuberRegressor: min_β Σ_i ρ_δ(r_i), em que r_i=y_i-ŷ_i e ρ_δ(r)=1/2r² se |r|≤δ, e δ(|r|-1/2δ) se |r|&gt;δ. Interpretação: erros pequenos são tratados como na regressão quadrática, mas erros grandes recebem penalização aproximadamente linear. Isto reduz a influência de outliers sem os remover explicitamente.</w:t>
+      </w:r>
+    </w:p>
+    <w:p>
+      <w:pPr/>
+      <w:r>
+        <w:t>Equação (19) — RANSACRegressor: estimar β em subconjuntos aleatórios, identificar inliers com |r_i|≤τ e reajustar o modelo sobre os inliers. Interpretação: é uma regressão robusta desenhada para situações com observações extremas. No relatório deve ser lida como diagnóstico de robustez, não como modelo final principal.</w:t>
+      </w:r>
+    </w:p>
+    <w:p>
+      <w:pPr/>
+      <w:r>
+        <w:t>Equação (20) — QuantileRegressor mediano: min_β Σ_i ρ_τ(y_i-x_i'β), com ρ_τ(u)=u(τ-1_{u&lt;0}) e τ=0,5. Interpretação: em vez de estimar a média condicional, estima a mediana condicional do preço. É menos sensível a valores extremos e útil quando a distribuição do alvo é assimétrica.</w:t>
+      </w:r>
+    </w:p>
+    <w:p>
+      <w:pPr/>
+      <w:r>
+        <w:t>Equação (21) — Erros-padrão robustos HC3: Var_HC3(β̂)=(X'X)^{-1}X'diag[e_i²/(1-h_ii)²]X(X'X)^{-1}. Interpretação: HC3 não muda os coeficientes, as previsões nem os resíduos; apenas corrige a incerteza inferencial dos coeficientes quando existe heterocedasticidade. Por isso, é uma correção de inferência, não uma correção preditiva.</w:t>
       </w:r>
     </w:p>
     <w:p>
@@ -2639,6 +2731,286 @@
           </w:p>
         </w:tc>
       </w:tr>
+      <w:tr>
+        <w:tc>
+          <w:tcPr>
+            <w:tcW w:type="dxa" w:w="5040"/>
+          </w:tcPr>
+          <w:p>
+            <w:r>
+              <w:rPr>
+                <w:sz w:val="16"/>
+              </w:rPr>
+              <w:t>Baseline média</w:t>
+            </w:r>
+          </w:p>
+        </w:tc>
+        <w:tc>
+          <w:tcPr>
+            <w:tcW w:type="dxa" w:w="5040"/>
+          </w:tcPr>
+          <w:p>
+            <w:r>
+              <w:rPr>
+                <w:sz w:val="16"/>
+              </w:rPr>
+              <w:t>Modelo nulo que prevê sempre a média do treino; referência mínima para avaliar ganho preditivo.</w:t>
+            </w:r>
+          </w:p>
+        </w:tc>
+      </w:tr>
+      <w:tr>
+        <w:tc>
+          <w:tcPr>
+            <w:tcW w:type="dxa" w:w="5040"/>
+          </w:tcPr>
+          <w:p>
+            <w:r>
+              <w:rPr>
+                <w:sz w:val="16"/>
+              </w:rPr>
+              <w:t>Modelo com dummies One-Hot</w:t>
+            </w:r>
+          </w:p>
+        </w:tc>
+        <w:tc>
+          <w:tcPr>
+            <w:tcW w:type="dxa" w:w="5040"/>
+          </w:tcPr>
+          <w:p>
+            <w:r>
+              <w:rPr>
+                <w:sz w:val="16"/>
+              </w:rPr>
+              <w:t>Formaliza variáveis categóricas como room_type, clusters e bairros agregados através de categorias de referência.</w:t>
+            </w:r>
+          </w:p>
+        </w:tc>
+      </w:tr>
+      <w:tr>
+        <w:tc>
+          <w:tcPr>
+            <w:tcW w:type="dxa" w:w="5040"/>
+          </w:tcPr>
+          <w:p>
+            <w:r>
+              <w:rPr>
+                <w:sz w:val="16"/>
+              </w:rPr>
+              <w:t>Bairros agregados</w:t>
+            </w:r>
+          </w:p>
+        </w:tc>
+        <w:tc>
+          <w:tcPr>
+            <w:tcW w:type="dxa" w:w="5040"/>
+          </w:tcPr>
+          <w:p>
+            <w:r>
+              <w:rPr>
+                <w:sz w:val="16"/>
+              </w:rPr>
+              <w:t>Alternativa geográfica aos clusters K-Means, mantendo bairros com amostra suficiente e agrupando os restantes.</w:t>
+            </w:r>
+          </w:p>
+        </w:tc>
+      </w:tr>
+      <w:tr>
+        <w:tc>
+          <w:tcPr>
+            <w:tcW w:type="dxa" w:w="5040"/>
+          </w:tcPr>
+          <w:p>
+            <w:r>
+              <w:rPr>
+                <w:sz w:val="16"/>
+              </w:rPr>
+              <w:t>Random Forest regularizado</w:t>
+            </w:r>
+          </w:p>
+        </w:tc>
+        <w:tc>
+          <w:tcPr>
+            <w:tcW w:type="dxa" w:w="5040"/>
+          </w:tcPr>
+          <w:p>
+            <w:r>
+              <w:rPr>
+                <w:sz w:val="16"/>
+              </w:rPr>
+              <w:t>Variante constrangida do Random Forest com profundidade e folhas mínimas fixas para reduzir overfitting.</w:t>
+            </w:r>
+          </w:p>
+        </w:tc>
+      </w:tr>
+      <w:tr>
+        <w:tc>
+          <w:tcPr>
+            <w:tcW w:type="dxa" w:w="5040"/>
+          </w:tcPr>
+          <w:p>
+            <w:r>
+              <w:rPr>
+                <w:sz w:val="16"/>
+              </w:rPr>
+              <w:t>Weighted Least Squares</w:t>
+            </w:r>
+          </w:p>
+        </w:tc>
+        <w:tc>
+          <w:tcPr>
+            <w:tcW w:type="dxa" w:w="5040"/>
+          </w:tcPr>
+          <w:p>
+            <w:r>
+              <w:rPr>
+                <w:sz w:val="16"/>
+              </w:rPr>
+              <w:t>Modelo linear ponderado para reduzir influência de observações com maior variância esperada dos erros.</w:t>
+            </w:r>
+          </w:p>
+        </w:tc>
+      </w:tr>
+      <w:tr>
+        <w:tc>
+          <w:tcPr>
+            <w:tcW w:type="dxa" w:w="5040"/>
+          </w:tcPr>
+          <w:p>
+            <w:r>
+              <w:rPr>
+                <w:sz w:val="16"/>
+              </w:rPr>
+              <w:t>HuberRegressor</w:t>
+            </w:r>
+          </w:p>
+        </w:tc>
+        <w:tc>
+          <w:tcPr>
+            <w:tcW w:type="dxa" w:w="5040"/>
+          </w:tcPr>
+          <w:p>
+            <w:r>
+              <w:rPr>
+                <w:sz w:val="16"/>
+              </w:rPr>
+              <w:t>Regressão robusta que penaliza menos os resíduos extremos do que a perda quadrática tradicional.</w:t>
+            </w:r>
+          </w:p>
+        </w:tc>
+      </w:tr>
+      <w:tr>
+        <w:tc>
+          <w:tcPr>
+            <w:tcW w:type="dxa" w:w="5040"/>
+          </w:tcPr>
+          <w:p>
+            <w:r>
+              <w:rPr>
+                <w:sz w:val="16"/>
+              </w:rPr>
+              <w:t>RANSACRegressor</w:t>
+            </w:r>
+          </w:p>
+        </w:tc>
+        <w:tc>
+          <w:tcPr>
+            <w:tcW w:type="dxa" w:w="5040"/>
+          </w:tcPr>
+          <w:p>
+            <w:r>
+              <w:rPr>
+                <w:sz w:val="16"/>
+              </w:rPr>
+              <w:t>Regressão robusta baseada em subconjuntos e inliers, usada como diagnóstico de sensibilidade a observações extremas.</w:t>
+            </w:r>
+          </w:p>
+        </w:tc>
+      </w:tr>
+      <w:tr>
+        <w:tc>
+          <w:tcPr>
+            <w:tcW w:type="dxa" w:w="5040"/>
+          </w:tcPr>
+          <w:p>
+            <w:r>
+              <w:rPr>
+                <w:sz w:val="16"/>
+              </w:rPr>
+              <w:t>QuantileRegressor mediano</w:t>
+            </w:r>
+          </w:p>
+        </w:tc>
+        <w:tc>
+          <w:tcPr>
+            <w:tcW w:type="dxa" w:w="5040"/>
+          </w:tcPr>
+          <w:p>
+            <w:r>
+              <w:rPr>
+                <w:sz w:val="16"/>
+              </w:rPr>
+              <w:t>Modelo robusto que estima a mediana condicional, menos sensível a assimetria e valores extremos.</w:t>
+            </w:r>
+          </w:p>
+        </w:tc>
+      </w:tr>
+      <w:tr>
+        <w:tc>
+          <w:tcPr>
+            <w:tcW w:type="dxa" w:w="5040"/>
+          </w:tcPr>
+          <w:p>
+            <w:r>
+              <w:rPr>
+                <w:sz w:val="16"/>
+              </w:rPr>
+              <w:t>Erros-padrão robustos HC3</w:t>
+            </w:r>
+          </w:p>
+        </w:tc>
+        <w:tc>
+          <w:tcPr>
+            <w:tcW w:type="dxa" w:w="5040"/>
+          </w:tcPr>
+          <w:p>
+            <w:r>
+              <w:rPr>
+                <w:sz w:val="16"/>
+              </w:rPr>
+              <w:t>Correção inferencial para heterocedasticidade; não altera previsões, mas torna a leitura dos coeficientes mais cautelosa.</w:t>
+            </w:r>
+          </w:p>
+        </w:tc>
+      </w:tr>
+      <w:tr>
+        <w:tc>
+          <w:tcPr>
+            <w:tcW w:type="dxa" w:w="5040"/>
+          </w:tcPr>
+          <w:p>
+            <w:r>
+              <w:rPr>
+                <w:sz w:val="16"/>
+              </w:rPr>
+              <w:t>Lasso 1-SE</w:t>
+            </w:r>
+          </w:p>
+        </w:tc>
+        <w:tc>
+          <w:tcPr>
+            <w:tcW w:type="dxa" w:w="5040"/>
+          </w:tcPr>
+          <w:p>
+            <w:r>
+              <w:rPr>
+                <w:sz w:val="16"/>
+              </w:rPr>
+              <w:t>Variante parcimoniosa do Lasso que privilegia simplicidade e seleção de variáveis em troca de algum desempenho.</w:t>
+            </w:r>
+          </w:p>
+        </w:tc>
+      </w:tr>
     </w:tbl>
     <w:p/>
     <w:p>
@@ -2669,7 +3041,12 @@
         <w:pStyle w:val="Heading1"/>
       </w:pPr>
       <w:r>
-        <w:t>5. Evaluation</w:t>
+        <w:t>5. Validação dos pressupostos e diagnóstico dos modelos</w:t>
+      </w:r>
+    </w:p>
+    <w:p>
+      <w:r>
+        <w:t>A verificação dos pressupostos foi realizada no notebook através da função avaliar_pressupostos_modelo(), que produz uma tabela-resumo por modelo. A análise distingue os modelos lineares e regularizados, onde os pressupostos clássicos são metodologicamente relevantes, dos modelos avançados não lineares, onde esses pressupostos não são exigidos da mesma forma.</w:t>
       </w:r>
     </w:p>
     <w:p>
@@ -2677,7 +3054,3295 @@
         <w:pStyle w:val="Heading2"/>
       </w:pPr>
       <w:r>
-        <w:t>5.1 Comparação quantitativa</w:t>
+        <w:t>5.1 Modelos lineares e regularizados</w:t>
+      </w:r>
+    </w:p>
+    <w:p>
+      <w:r>
+        <w:t>Nos modelos lineares, foram avaliados resíduos versus valores ajustados, homocedasticidade por Breusch-Pagan, normalidade por Shapiro-Wilk e Jarque-Bera, independência por Durbin-Watson, multicolinearidade por VIF e observações influentes por distância de Cook. No diagnóstico inicial, a linearidade residual foi classificada como cumprida nos modelos lineares, polinomiais e regularizados, mas a homocedasticidade não foi cumprida em nenhum dos sete modelos lineares/regularizados. Por esse motivo, o notebook não se limitou a reportar a violação: foram testadas transformações da variável dependente, transformações logarítmicas dos preditores assimétricos, Weighted Least Squares e regressões robustas.</w:t>
+      </w:r>
+    </w:p>
+    <w:p>
+      <w:r>
+        <w:t>A multicolinearidade ficou controlada após a remoção iterativa de variáveis com VIF elevado, com VIF máximo final de 4.30. A remoção inicial por distância de Cook reduziu substancialmente o peso das observações extremas, embora ainda subsistam 207 observações no treino acima do limiar 4/n (3.86%). Por isso, o pressuposto relativo a observações influentes foi classificado como parcialmente mitigado, não como totalmente resolvido.</w:t>
+      </w:r>
+    </w:p>
+    <w:p>
+      <w:r>
+        <w:t>A comparação exploratória da regressão linear com log(price) mostra a relevância da remoção por distância de Cook: sem essa filtragem, o RMSE de teste foi 581,71€, enquanto com a remoção por Cook caiu para 55,99€. Esta melhoria não deve ser interpretada como prova absoluta de que todas as observações extremas são erros; indica antes que os modelos lineares são muito sensíveis a alojamentos extremos. A correção da heterocedasticidade foi, por isso, avaliada numa etapa própria, distinguindo melhoria preditiva, estabilidade residual e utilidade interpretativa.</w:t>
+      </w:r>
+    </w:p>
+    <w:p>
+      <w:pPr>
+        <w:pStyle w:val="Heading2"/>
+      </w:pPr>
+      <w:r>
+        <w:t>5.2 Correção da heterocedasticidade</w:t>
+      </w:r>
+    </w:p>
+    <w:p>
+      <w:pPr/>
+      <w:r>
+        <w:t>A heterocedasticidade foi detetada através do teste de Breusch-Pagan e confirmada graficamente por resíduos versus valores previstos, distribuição dos resíduos e comparação entre resíduos absolutos e valores ajustados. Nos modelos lineares iniciais, todos os p-values do teste ficaram abaixo de 0,05, incluindo a regressão linear em price (p=0,024), a regressão com log(price) (p&lt;0,001), a regressão polinomial (p&lt;0,001), o modelo com interações (p&lt;0,001), Ridge, Lasso e Elastic Net (p&lt;0,001). Assim, havia evidência estatística de variância não constante dos resíduos antes das correções.</w:t>
+      </w:r>
+    </w:p>
+    <w:p>
+      <w:pPr/>
+      <w:r>
+        <w:t>Foram testadas quatro transformações da variável dependente: price, log(price), log1p(price) e sqrt(price). A transformação logarítmica do preço reduziu a assimetria e melhorou MAE/WAPE, mas, isoladamente, não eliminou a heterocedasticidade. A melhoria mais clara surgiu quando se combinaram transformações log1p nos preditores assimétricos — number_of_reviews, reviews_per_month, number_of_reviews_ltm e calculated_host_listings_count — com a escala price ou sqrt(price). Esta opção tem justificação estatística porque estas variáveis apresentam caudas longas e relações potencialmente não lineares com o preço.</w:t>
+      </w:r>
+    </w:p>
+    <w:p>
+      <w:pPr/>
+      <w:r>
+        <w:t>Em seguida foi testado Weighted Least Squares, com pesos inversamente proporcionais à variância estimada dos resíduos, isto é, w_i = 1 / σ_i^2, ajustando o modelo pela minimização de Σ w_i(y_i - ŷ_i)^2. Também foram estimados modelos robustos, nomeadamente HuberRegressor, RANSACRegressor e QuantileRegressor mediano, para reduzir a influência de observações com resíduos elevados. Os erros-padrão robustos HC3 foram usados como correção inferencial, permitindo estimativas de significância mais fiáveis perante heterocedasticidade. Contudo, esta técnica não altera as previsões nem remove a heterocedasticidade dos resíduos; por isso, foram também testadas transformações da variável dependente e modelos ponderados.</w:t>
+      </w:r>
+    </w:p>
+    <w:p>
+      <w:pPr/>
+      <w:r>
+        <w:t>Os resultados mostram que a heterocedasticidade foi corrigida de forma aceitável em algumas especificações, mas não em todas. A regressão linear com preditores log1p e alvo price obteve p=0,0967 no Breusch-Pagan, enquanto a versão sqrt(price) com os mesmos preditores obteve p=0,1768. A versão ponderada WLS sobre sqrt(price) também ficou acima do limiar de 0,05 (p=0,1640). Os modelos robustos apresentaram p-values ainda mais elevados, mas com alguma penalização no RMSE e no R². Assim, a versão linear mais adequada para diagnóstico residual é a especificação com preditores log1p e alvo sqrt(price), com ou sem WLS. A regressão log(price) continua útil para interpretação económica aproximada, mas deve ser lida com cautela e acompanhada por HC3.</w:t>
+      </w:r>
+    </w:p>
+    <w:p>
+      <w:pPr/>
+      <w:r>
+        <w:t>Tabela 5A - Comparação das correções da heterocedasticidade nos modelos lineares.</w:t>
+      </w:r>
+    </w:p>
+    <w:tbl>
+      <w:tblPr>
+        <w:tblStyle w:val="TableGrid"/>
+        <w:tblW w:type="auto" w:w="0"/>
+        <w:tblLook w:firstColumn="1" w:firstRow="1" w:lastColumn="0" w:lastRow="0" w:noHBand="0" w:noVBand="1" w:val="04A0"/>
+      </w:tblPr>
+      <w:tblGrid>
+        <w:gridCol w:w="1008"/>
+        <w:gridCol w:w="1008"/>
+        <w:gridCol w:w="1008"/>
+        <w:gridCol w:w="1008"/>
+        <w:gridCol w:w="1008"/>
+        <w:gridCol w:w="1008"/>
+        <w:gridCol w:w="1008"/>
+        <w:gridCol w:w="1008"/>
+        <w:gridCol w:w="1008"/>
+        <w:gridCol w:w="1008"/>
+      </w:tblGrid>
+      <w:tr>
+        <w:tc>
+          <w:tcPr>
+            <w:tcW w:type="dxa" w:w="1008"/>
+          </w:tcPr>
+          <w:p>
+            <w:r>
+              <w:rPr>
+                <w:b/>
+                <w:sz w:val="14"/>
+              </w:rPr>
+              <w:t>Modelo</w:t>
+            </w:r>
+          </w:p>
+        </w:tc>
+        <w:tc>
+          <w:tcPr>
+            <w:tcW w:type="dxa" w:w="1008"/>
+          </w:tcPr>
+          <w:p>
+            <w:r>
+              <w:rPr>
+                <w:b/>
+                <w:sz w:val="14"/>
+              </w:rPr>
+              <w:t>Transformação</w:t>
+            </w:r>
+          </w:p>
+        </w:tc>
+        <w:tc>
+          <w:tcPr>
+            <w:tcW w:type="dxa" w:w="1008"/>
+          </w:tcPr>
+          <w:p>
+            <w:r>
+              <w:rPr>
+                <w:b/>
+                <w:sz w:val="14"/>
+              </w:rPr>
+              <w:t>Método</w:t>
+            </w:r>
+          </w:p>
+        </w:tc>
+        <w:tc>
+          <w:tcPr>
+            <w:tcW w:type="dxa" w:w="1008"/>
+          </w:tcPr>
+          <w:p>
+            <w:r>
+              <w:rPr>
+                <w:b/>
+                <w:sz w:val="14"/>
+              </w:rPr>
+              <w:t>BP p-value</w:t>
+            </w:r>
+          </w:p>
+        </w:tc>
+        <w:tc>
+          <w:tcPr>
+            <w:tcW w:type="dxa" w:w="1008"/>
+          </w:tcPr>
+          <w:p>
+            <w:r>
+              <w:rPr>
+                <w:b/>
+                <w:sz w:val="14"/>
+              </w:rPr>
+              <w:t>Homoced.</w:t>
+            </w:r>
+          </w:p>
+        </w:tc>
+        <w:tc>
+          <w:tcPr>
+            <w:tcW w:type="dxa" w:w="1008"/>
+          </w:tcPr>
+          <w:p>
+            <w:r>
+              <w:rPr>
+                <w:b/>
+                <w:sz w:val="14"/>
+              </w:rPr>
+              <w:t>RMSE</w:t>
+            </w:r>
+          </w:p>
+        </w:tc>
+        <w:tc>
+          <w:tcPr>
+            <w:tcW w:type="dxa" w:w="1008"/>
+          </w:tcPr>
+          <w:p>
+            <w:r>
+              <w:rPr>
+                <w:b/>
+                <w:sz w:val="14"/>
+              </w:rPr>
+              <w:t>MAE</w:t>
+            </w:r>
+          </w:p>
+        </w:tc>
+        <w:tc>
+          <w:tcPr>
+            <w:tcW w:type="dxa" w:w="1008"/>
+          </w:tcPr>
+          <w:p>
+            <w:r>
+              <w:rPr>
+                <w:b/>
+                <w:sz w:val="14"/>
+              </w:rPr>
+              <w:t>R²</w:t>
+            </w:r>
+          </w:p>
+        </w:tc>
+        <w:tc>
+          <w:tcPr>
+            <w:tcW w:type="dxa" w:w="1008"/>
+          </w:tcPr>
+          <w:p>
+            <w:r>
+              <w:rPr>
+                <w:b/>
+                <w:sz w:val="14"/>
+              </w:rPr>
+              <w:t>WAPE</w:t>
+            </w:r>
+          </w:p>
+        </w:tc>
+        <w:tc>
+          <w:tcPr>
+            <w:tcW w:type="dxa" w:w="1008"/>
+          </w:tcPr>
+          <w:p>
+            <w:r>
+              <w:rPr>
+                <w:b/>
+                <w:sz w:val="14"/>
+              </w:rPr>
+              <w:t>Decisão</w:t>
+            </w:r>
+          </w:p>
+        </w:tc>
+      </w:tr>
+      <w:tr>
+        <w:tc>
+          <w:tcPr>
+            <w:tcW w:type="dxa" w:w="1008"/>
+          </w:tcPr>
+          <w:p>
+            <w:r>
+              <w:rPr>
+                <w:sz w:val="14"/>
+              </w:rPr>
+              <w:t>M1 - Linear múltipla raw y</w:t>
+            </w:r>
+          </w:p>
+        </w:tc>
+        <w:tc>
+          <w:tcPr>
+            <w:tcW w:type="dxa" w:w="1008"/>
+          </w:tcPr>
+          <w:p>
+            <w:r>
+              <w:rPr>
+                <w:sz w:val="14"/>
+              </w:rPr>
+              <w:t>price</w:t>
+            </w:r>
+          </w:p>
+        </w:tc>
+        <w:tc>
+          <w:tcPr>
+            <w:tcW w:type="dxa" w:w="1008"/>
+          </w:tcPr>
+          <w:p>
+            <w:r>
+              <w:rPr>
+                <w:sz w:val="14"/>
+              </w:rPr>
+              <w:t>OLS inicial</w:t>
+            </w:r>
+          </w:p>
+        </w:tc>
+        <w:tc>
+          <w:tcPr>
+            <w:tcW w:type="dxa" w:w="1008"/>
+          </w:tcPr>
+          <w:p>
+            <w:r>
+              <w:rPr>
+                <w:sz w:val="14"/>
+              </w:rPr>
+              <w:t>0,0240</w:t>
+            </w:r>
+          </w:p>
+        </w:tc>
+        <w:tc>
+          <w:tcPr>
+            <w:tcW w:type="dxa" w:w="1008"/>
+          </w:tcPr>
+          <w:p>
+            <w:r>
+              <w:rPr>
+                <w:sz w:val="14"/>
+              </w:rPr>
+              <w:t>Não cumpre</w:t>
+            </w:r>
+          </w:p>
+        </w:tc>
+        <w:tc>
+          <w:tcPr>
+            <w:tcW w:type="dxa" w:w="1008"/>
+          </w:tcPr>
+          <w:p>
+            <w:r>
+              <w:rPr>
+                <w:sz w:val="14"/>
+              </w:rPr>
+              <w:t>55,29</w:t>
+            </w:r>
+          </w:p>
+        </w:tc>
+        <w:tc>
+          <w:tcPr>
+            <w:tcW w:type="dxa" w:w="1008"/>
+          </w:tcPr>
+          <w:p>
+            <w:r>
+              <w:rPr>
+                <w:sz w:val="14"/>
+              </w:rPr>
+              <w:t>36,22</w:t>
+            </w:r>
+          </w:p>
+        </w:tc>
+        <w:tc>
+          <w:tcPr>
+            <w:tcW w:type="dxa" w:w="1008"/>
+          </w:tcPr>
+          <w:p>
+            <w:r>
+              <w:rPr>
+                <w:sz w:val="14"/>
+              </w:rPr>
+              <w:t>0,288</w:t>
+            </w:r>
+          </w:p>
+        </w:tc>
+        <w:tc>
+          <w:tcPr>
+            <w:tcW w:type="dxa" w:w="1008"/>
+          </w:tcPr>
+          <w:p>
+            <w:r>
+              <w:rPr>
+                <w:sz w:val="14"/>
+              </w:rPr>
+              <w:t>32,75</w:t>
+            </w:r>
+          </w:p>
+        </w:tc>
+        <w:tc>
+          <w:tcPr>
+            <w:tcW w:type="dxa" w:w="1008"/>
+          </w:tcPr>
+          <w:p>
+            <w:r>
+              <w:rPr>
+                <w:sz w:val="14"/>
+              </w:rPr>
+              <w:t>Não corrigido</w:t>
+            </w:r>
+          </w:p>
+        </w:tc>
+      </w:tr>
+      <w:tr>
+        <w:tc>
+          <w:tcPr>
+            <w:tcW w:type="dxa" w:w="1008"/>
+          </w:tcPr>
+          <w:p>
+            <w:r>
+              <w:rPr>
+                <w:sz w:val="14"/>
+              </w:rPr>
+              <w:t>M2 - Linear múltipla log(y)</w:t>
+            </w:r>
+          </w:p>
+        </w:tc>
+        <w:tc>
+          <w:tcPr>
+            <w:tcW w:type="dxa" w:w="1008"/>
+          </w:tcPr>
+          <w:p>
+            <w:r>
+              <w:rPr>
+                <w:sz w:val="14"/>
+              </w:rPr>
+              <w:t>log(price)</w:t>
+            </w:r>
+          </w:p>
+        </w:tc>
+        <w:tc>
+          <w:tcPr>
+            <w:tcW w:type="dxa" w:w="1008"/>
+          </w:tcPr>
+          <w:p>
+            <w:r>
+              <w:rPr>
+                <w:sz w:val="14"/>
+              </w:rPr>
+              <w:t>OLS inicial</w:t>
+            </w:r>
+          </w:p>
+        </w:tc>
+        <w:tc>
+          <w:tcPr>
+            <w:tcW w:type="dxa" w:w="1008"/>
+          </w:tcPr>
+          <w:p>
+            <w:r>
+              <w:rPr>
+                <w:sz w:val="14"/>
+              </w:rPr>
+              <w:t>&lt;0,001</w:t>
+            </w:r>
+          </w:p>
+        </w:tc>
+        <w:tc>
+          <w:tcPr>
+            <w:tcW w:type="dxa" w:w="1008"/>
+          </w:tcPr>
+          <w:p>
+            <w:r>
+              <w:rPr>
+                <w:sz w:val="14"/>
+              </w:rPr>
+              <w:t>Não cumpre</w:t>
+            </w:r>
+          </w:p>
+        </w:tc>
+        <w:tc>
+          <w:tcPr>
+            <w:tcW w:type="dxa" w:w="1008"/>
+          </w:tcPr>
+          <w:p>
+            <w:r>
+              <w:rPr>
+                <w:sz w:val="14"/>
+              </w:rPr>
+              <w:t>55,99</w:t>
+            </w:r>
+          </w:p>
+        </w:tc>
+        <w:tc>
+          <w:tcPr>
+            <w:tcW w:type="dxa" w:w="1008"/>
+          </w:tcPr>
+          <w:p>
+            <w:r>
+              <w:rPr>
+                <w:sz w:val="14"/>
+              </w:rPr>
+              <w:t>34,16</w:t>
+            </w:r>
+          </w:p>
+        </w:tc>
+        <w:tc>
+          <w:tcPr>
+            <w:tcW w:type="dxa" w:w="1008"/>
+          </w:tcPr>
+          <w:p>
+            <w:r>
+              <w:rPr>
+                <w:sz w:val="14"/>
+              </w:rPr>
+              <w:t>0,270</w:t>
+            </w:r>
+          </w:p>
+        </w:tc>
+        <w:tc>
+          <w:tcPr>
+            <w:tcW w:type="dxa" w:w="1008"/>
+          </w:tcPr>
+          <w:p>
+            <w:r>
+              <w:rPr>
+                <w:sz w:val="14"/>
+              </w:rPr>
+              <w:t>30,88</w:t>
+            </w:r>
+          </w:p>
+        </w:tc>
+        <w:tc>
+          <w:tcPr>
+            <w:tcW w:type="dxa" w:w="1008"/>
+          </w:tcPr>
+          <w:p>
+            <w:r>
+              <w:rPr>
+                <w:sz w:val="14"/>
+              </w:rPr>
+              <w:t>Mantido para interpretação cautelosa</w:t>
+            </w:r>
+          </w:p>
+        </w:tc>
+      </w:tr>
+      <w:tr>
+        <w:tc>
+          <w:tcPr>
+            <w:tcW w:type="dxa" w:w="1008"/>
+          </w:tcPr>
+          <w:p>
+            <w:r>
+              <w:rPr>
+                <w:sz w:val="14"/>
+              </w:rPr>
+              <w:t>RANSACRegressor</w:t>
+            </w:r>
+          </w:p>
+        </w:tc>
+        <w:tc>
+          <w:tcPr>
+            <w:tcW w:type="dxa" w:w="1008"/>
+          </w:tcPr>
+          <w:p>
+            <w:r>
+              <w:rPr>
+                <w:sz w:val="14"/>
+              </w:rPr>
+              <w:t>sqrt(price)</w:t>
+            </w:r>
+          </w:p>
+        </w:tc>
+        <w:tc>
+          <w:tcPr>
+            <w:tcW w:type="dxa" w:w="1008"/>
+          </w:tcPr>
+          <w:p>
+            <w:r>
+              <w:rPr>
+                <w:sz w:val="14"/>
+              </w:rPr>
+              <w:t>Regressão robusta</w:t>
+            </w:r>
+          </w:p>
+        </w:tc>
+        <w:tc>
+          <w:tcPr>
+            <w:tcW w:type="dxa" w:w="1008"/>
+          </w:tcPr>
+          <w:p>
+            <w:r>
+              <w:rPr>
+                <w:sz w:val="14"/>
+              </w:rPr>
+              <w:t>0,2407</w:t>
+            </w:r>
+          </w:p>
+        </w:tc>
+        <w:tc>
+          <w:tcPr>
+            <w:tcW w:type="dxa" w:w="1008"/>
+          </w:tcPr>
+          <w:p>
+            <w:r>
+              <w:rPr>
+                <w:sz w:val="14"/>
+              </w:rPr>
+              <w:t>Cumpre</w:t>
+            </w:r>
+          </w:p>
+        </w:tc>
+        <w:tc>
+          <w:tcPr>
+            <w:tcW w:type="dxa" w:w="1008"/>
+          </w:tcPr>
+          <w:p>
+            <w:r>
+              <w:rPr>
+                <w:sz w:val="14"/>
+              </w:rPr>
+              <w:t>56,10</w:t>
+            </w:r>
+          </w:p>
+        </w:tc>
+        <w:tc>
+          <w:tcPr>
+            <w:tcW w:type="dxa" w:w="1008"/>
+          </w:tcPr>
+          <w:p>
+            <w:r>
+              <w:rPr>
+                <w:sz w:val="14"/>
+              </w:rPr>
+              <w:t>33,54</w:t>
+            </w:r>
+          </w:p>
+        </w:tc>
+        <w:tc>
+          <w:tcPr>
+            <w:tcW w:type="dxa" w:w="1008"/>
+          </w:tcPr>
+          <w:p>
+            <w:r>
+              <w:rPr>
+                <w:sz w:val="14"/>
+              </w:rPr>
+              <w:t>0,267</w:t>
+            </w:r>
+          </w:p>
+        </w:tc>
+        <w:tc>
+          <w:tcPr>
+            <w:tcW w:type="dxa" w:w="1008"/>
+          </w:tcPr>
+          <w:p>
+            <w:r>
+              <w:rPr>
+                <w:sz w:val="14"/>
+              </w:rPr>
+              <w:t>30,33</w:t>
+            </w:r>
+          </w:p>
+        </w:tc>
+        <w:tc>
+          <w:tcPr>
+            <w:tcW w:type="dxa" w:w="1008"/>
+          </w:tcPr>
+          <w:p>
+            <w:r>
+              <w:rPr>
+                <w:sz w:val="14"/>
+              </w:rPr>
+              <w:t>Corrigido de forma aceitável</w:t>
+            </w:r>
+          </w:p>
+        </w:tc>
+      </w:tr>
+      <w:tr>
+        <w:tc>
+          <w:tcPr>
+            <w:tcW w:type="dxa" w:w="1008"/>
+          </w:tcPr>
+          <w:p>
+            <w:r>
+              <w:rPr>
+                <w:sz w:val="14"/>
+              </w:rPr>
+              <w:t>HuberRegressor</w:t>
+            </w:r>
+          </w:p>
+        </w:tc>
+        <w:tc>
+          <w:tcPr>
+            <w:tcW w:type="dxa" w:w="1008"/>
+          </w:tcPr>
+          <w:p>
+            <w:r>
+              <w:rPr>
+                <w:sz w:val="14"/>
+              </w:rPr>
+              <w:t>sqrt(price)</w:t>
+            </w:r>
+          </w:p>
+        </w:tc>
+        <w:tc>
+          <w:tcPr>
+            <w:tcW w:type="dxa" w:w="1008"/>
+          </w:tcPr>
+          <w:p>
+            <w:r>
+              <w:rPr>
+                <w:sz w:val="14"/>
+              </w:rPr>
+              <w:t>Regressão robusta</w:t>
+            </w:r>
+          </w:p>
+        </w:tc>
+        <w:tc>
+          <w:tcPr>
+            <w:tcW w:type="dxa" w:w="1008"/>
+          </w:tcPr>
+          <w:p>
+            <w:r>
+              <w:rPr>
+                <w:sz w:val="14"/>
+              </w:rPr>
+              <w:t>0,2206</w:t>
+            </w:r>
+          </w:p>
+        </w:tc>
+        <w:tc>
+          <w:tcPr>
+            <w:tcW w:type="dxa" w:w="1008"/>
+          </w:tcPr>
+          <w:p>
+            <w:r>
+              <w:rPr>
+                <w:sz w:val="14"/>
+              </w:rPr>
+              <w:t>Cumpre</w:t>
+            </w:r>
+          </w:p>
+        </w:tc>
+        <w:tc>
+          <w:tcPr>
+            <w:tcW w:type="dxa" w:w="1008"/>
+          </w:tcPr>
+          <w:p>
+            <w:r>
+              <w:rPr>
+                <w:sz w:val="14"/>
+              </w:rPr>
+              <w:t>56,39</w:t>
+            </w:r>
+          </w:p>
+        </w:tc>
+        <w:tc>
+          <w:tcPr>
+            <w:tcW w:type="dxa" w:w="1008"/>
+          </w:tcPr>
+          <w:p>
+            <w:r>
+              <w:rPr>
+                <w:sz w:val="14"/>
+              </w:rPr>
+              <w:t>33,46</w:t>
+            </w:r>
+          </w:p>
+        </w:tc>
+        <w:tc>
+          <w:tcPr>
+            <w:tcW w:type="dxa" w:w="1008"/>
+          </w:tcPr>
+          <w:p>
+            <w:r>
+              <w:rPr>
+                <w:sz w:val="14"/>
+              </w:rPr>
+              <w:t>0,259</w:t>
+            </w:r>
+          </w:p>
+        </w:tc>
+        <w:tc>
+          <w:tcPr>
+            <w:tcW w:type="dxa" w:w="1008"/>
+          </w:tcPr>
+          <w:p>
+            <w:r>
+              <w:rPr>
+                <w:sz w:val="14"/>
+              </w:rPr>
+              <w:t>30,25</w:t>
+            </w:r>
+          </w:p>
+        </w:tc>
+        <w:tc>
+          <w:tcPr>
+            <w:tcW w:type="dxa" w:w="1008"/>
+          </w:tcPr>
+          <w:p>
+            <w:r>
+              <w:rPr>
+                <w:sz w:val="14"/>
+              </w:rPr>
+              <w:t>Corrigido de forma aceitável</w:t>
+            </w:r>
+          </w:p>
+        </w:tc>
+      </w:tr>
+      <w:tr>
+        <w:tc>
+          <w:tcPr>
+            <w:tcW w:type="dxa" w:w="1008"/>
+          </w:tcPr>
+          <w:p>
+            <w:r>
+              <w:rPr>
+                <w:sz w:val="14"/>
+              </w:rPr>
+              <w:t>QuantileRegressor_mediana</w:t>
+            </w:r>
+          </w:p>
+        </w:tc>
+        <w:tc>
+          <w:tcPr>
+            <w:tcW w:type="dxa" w:w="1008"/>
+          </w:tcPr>
+          <w:p>
+            <w:r>
+              <w:rPr>
+                <w:sz w:val="14"/>
+              </w:rPr>
+              <w:t>sqrt(price)</w:t>
+            </w:r>
+          </w:p>
+        </w:tc>
+        <w:tc>
+          <w:tcPr>
+            <w:tcW w:type="dxa" w:w="1008"/>
+          </w:tcPr>
+          <w:p>
+            <w:r>
+              <w:rPr>
+                <w:sz w:val="14"/>
+              </w:rPr>
+              <w:t>Regressão robusta</w:t>
+            </w:r>
+          </w:p>
+        </w:tc>
+        <w:tc>
+          <w:tcPr>
+            <w:tcW w:type="dxa" w:w="1008"/>
+          </w:tcPr>
+          <w:p>
+            <w:r>
+              <w:rPr>
+                <w:sz w:val="14"/>
+              </w:rPr>
+              <w:t>0,2106</w:t>
+            </w:r>
+          </w:p>
+        </w:tc>
+        <w:tc>
+          <w:tcPr>
+            <w:tcW w:type="dxa" w:w="1008"/>
+          </w:tcPr>
+          <w:p>
+            <w:r>
+              <w:rPr>
+                <w:sz w:val="14"/>
+              </w:rPr>
+              <w:t>Cumpre</w:t>
+            </w:r>
+          </w:p>
+        </w:tc>
+        <w:tc>
+          <w:tcPr>
+            <w:tcW w:type="dxa" w:w="1008"/>
+          </w:tcPr>
+          <w:p>
+            <w:r>
+              <w:rPr>
+                <w:sz w:val="14"/>
+              </w:rPr>
+              <w:t>56,82</w:t>
+            </w:r>
+          </w:p>
+        </w:tc>
+        <w:tc>
+          <w:tcPr>
+            <w:tcW w:type="dxa" w:w="1008"/>
+          </w:tcPr>
+          <w:p>
+            <w:r>
+              <w:rPr>
+                <w:sz w:val="14"/>
+              </w:rPr>
+              <w:t>33,39</w:t>
+            </w:r>
+          </w:p>
+        </w:tc>
+        <w:tc>
+          <w:tcPr>
+            <w:tcW w:type="dxa" w:w="1008"/>
+          </w:tcPr>
+          <w:p>
+            <w:r>
+              <w:rPr>
+                <w:sz w:val="14"/>
+              </w:rPr>
+              <w:t>0,248</w:t>
+            </w:r>
+          </w:p>
+        </w:tc>
+        <w:tc>
+          <w:tcPr>
+            <w:tcW w:type="dxa" w:w="1008"/>
+          </w:tcPr>
+          <w:p>
+            <w:r>
+              <w:rPr>
+                <w:sz w:val="14"/>
+              </w:rPr>
+              <w:t>30,19</w:t>
+            </w:r>
+          </w:p>
+        </w:tc>
+        <w:tc>
+          <w:tcPr>
+            <w:tcW w:type="dxa" w:w="1008"/>
+          </w:tcPr>
+          <w:p>
+            <w:r>
+              <w:rPr>
+                <w:sz w:val="14"/>
+              </w:rPr>
+              <w:t>Corrigido de forma aceitável</w:t>
+            </w:r>
+          </w:p>
+        </w:tc>
+      </w:tr>
+      <w:tr>
+        <w:tc>
+          <w:tcPr>
+            <w:tcW w:type="dxa" w:w="1008"/>
+          </w:tcPr>
+          <w:p>
+            <w:r>
+              <w:rPr>
+                <w:sz w:val="14"/>
+              </w:rPr>
+              <w:t>Regressão linear</w:t>
+            </w:r>
+          </w:p>
+        </w:tc>
+        <w:tc>
+          <w:tcPr>
+            <w:tcW w:type="dxa" w:w="1008"/>
+          </w:tcPr>
+          <w:p>
+            <w:r>
+              <w:rPr>
+                <w:sz w:val="14"/>
+              </w:rPr>
+              <w:t>sqrt(price)</w:t>
+            </w:r>
+          </w:p>
+        </w:tc>
+        <w:tc>
+          <w:tcPr>
+            <w:tcW w:type="dxa" w:w="1008"/>
+          </w:tcPr>
+          <w:p>
+            <w:r>
+              <w:rPr>
+                <w:sz w:val="14"/>
+              </w:rPr>
+              <w:t>OLS transformado</w:t>
+            </w:r>
+          </w:p>
+        </w:tc>
+        <w:tc>
+          <w:tcPr>
+            <w:tcW w:type="dxa" w:w="1008"/>
+          </w:tcPr>
+          <w:p>
+            <w:r>
+              <w:rPr>
+                <w:sz w:val="14"/>
+              </w:rPr>
+              <w:t>0,1768</w:t>
+            </w:r>
+          </w:p>
+        </w:tc>
+        <w:tc>
+          <w:tcPr>
+            <w:tcW w:type="dxa" w:w="1008"/>
+          </w:tcPr>
+          <w:p>
+            <w:r>
+              <w:rPr>
+                <w:sz w:val="14"/>
+              </w:rPr>
+              <w:t>Cumpre</w:t>
+            </w:r>
+          </w:p>
+        </w:tc>
+        <w:tc>
+          <w:tcPr>
+            <w:tcW w:type="dxa" w:w="1008"/>
+          </w:tcPr>
+          <w:p>
+            <w:r>
+              <w:rPr>
+                <w:sz w:val="14"/>
+              </w:rPr>
+              <w:t>55,33</w:t>
+            </w:r>
+          </w:p>
+        </w:tc>
+        <w:tc>
+          <w:tcPr>
+            <w:tcW w:type="dxa" w:w="1008"/>
+          </w:tcPr>
+          <w:p>
+            <w:r>
+              <w:rPr>
+                <w:sz w:val="14"/>
+              </w:rPr>
+              <w:t>34,36</w:t>
+            </w:r>
+          </w:p>
+        </w:tc>
+        <w:tc>
+          <w:tcPr>
+            <w:tcW w:type="dxa" w:w="1008"/>
+          </w:tcPr>
+          <w:p>
+            <w:r>
+              <w:rPr>
+                <w:sz w:val="14"/>
+              </w:rPr>
+              <w:t>0,287</w:t>
+            </w:r>
+          </w:p>
+        </w:tc>
+        <w:tc>
+          <w:tcPr>
+            <w:tcW w:type="dxa" w:w="1008"/>
+          </w:tcPr>
+          <w:p>
+            <w:r>
+              <w:rPr>
+                <w:sz w:val="14"/>
+              </w:rPr>
+              <w:t>31,07</w:t>
+            </w:r>
+          </w:p>
+        </w:tc>
+        <w:tc>
+          <w:tcPr>
+            <w:tcW w:type="dxa" w:w="1008"/>
+          </w:tcPr>
+          <w:p>
+            <w:r>
+              <w:rPr>
+                <w:sz w:val="14"/>
+              </w:rPr>
+              <w:t>Corrigido de forma aceitável</w:t>
+            </w:r>
+          </w:p>
+        </w:tc>
+      </w:tr>
+      <w:tr>
+        <w:tc>
+          <w:tcPr>
+            <w:tcW w:type="dxa" w:w="1008"/>
+          </w:tcPr>
+          <w:p>
+            <w:r>
+              <w:rPr>
+                <w:sz w:val="14"/>
+              </w:rPr>
+              <w:t>Regressão linear ponderada</w:t>
+            </w:r>
+          </w:p>
+        </w:tc>
+        <w:tc>
+          <w:tcPr>
+            <w:tcW w:type="dxa" w:w="1008"/>
+          </w:tcPr>
+          <w:p>
+            <w:r>
+              <w:rPr>
+                <w:sz w:val="14"/>
+              </w:rPr>
+              <w:t>sqrt(price)</w:t>
+            </w:r>
+          </w:p>
+        </w:tc>
+        <w:tc>
+          <w:tcPr>
+            <w:tcW w:type="dxa" w:w="1008"/>
+          </w:tcPr>
+          <w:p>
+            <w:r>
+              <w:rPr>
+                <w:sz w:val="14"/>
+              </w:rPr>
+              <w:t>Weighted Least Squares</w:t>
+            </w:r>
+          </w:p>
+        </w:tc>
+        <w:tc>
+          <w:tcPr>
+            <w:tcW w:type="dxa" w:w="1008"/>
+          </w:tcPr>
+          <w:p>
+            <w:r>
+              <w:rPr>
+                <w:sz w:val="14"/>
+              </w:rPr>
+              <w:t>0,1640</w:t>
+            </w:r>
+          </w:p>
+        </w:tc>
+        <w:tc>
+          <w:tcPr>
+            <w:tcW w:type="dxa" w:w="1008"/>
+          </w:tcPr>
+          <w:p>
+            <w:r>
+              <w:rPr>
+                <w:sz w:val="14"/>
+              </w:rPr>
+              <w:t>Cumpre</w:t>
+            </w:r>
+          </w:p>
+        </w:tc>
+        <w:tc>
+          <w:tcPr>
+            <w:tcW w:type="dxa" w:w="1008"/>
+          </w:tcPr>
+          <w:p>
+            <w:r>
+              <w:rPr>
+                <w:sz w:val="14"/>
+              </w:rPr>
+              <w:t>55,37</w:t>
+            </w:r>
+          </w:p>
+        </w:tc>
+        <w:tc>
+          <w:tcPr>
+            <w:tcW w:type="dxa" w:w="1008"/>
+          </w:tcPr>
+          <w:p>
+            <w:r>
+              <w:rPr>
+                <w:sz w:val="14"/>
+              </w:rPr>
+              <w:t>34,41</w:t>
+            </w:r>
+          </w:p>
+        </w:tc>
+        <w:tc>
+          <w:tcPr>
+            <w:tcW w:type="dxa" w:w="1008"/>
+          </w:tcPr>
+          <w:p>
+            <w:r>
+              <w:rPr>
+                <w:sz w:val="14"/>
+              </w:rPr>
+              <w:t>0,286</w:t>
+            </w:r>
+          </w:p>
+        </w:tc>
+        <w:tc>
+          <w:tcPr>
+            <w:tcW w:type="dxa" w:w="1008"/>
+          </w:tcPr>
+          <w:p>
+            <w:r>
+              <w:rPr>
+                <w:sz w:val="14"/>
+              </w:rPr>
+              <w:t>31,12</w:t>
+            </w:r>
+          </w:p>
+        </w:tc>
+        <w:tc>
+          <w:tcPr>
+            <w:tcW w:type="dxa" w:w="1008"/>
+          </w:tcPr>
+          <w:p>
+            <w:r>
+              <w:rPr>
+                <w:sz w:val="14"/>
+              </w:rPr>
+              <w:t>Corrigido de forma aceitável</w:t>
+            </w:r>
+          </w:p>
+        </w:tc>
+      </w:tr>
+      <w:tr>
+        <w:tc>
+          <w:tcPr>
+            <w:tcW w:type="dxa" w:w="1008"/>
+          </w:tcPr>
+          <w:p>
+            <w:r>
+              <w:rPr>
+                <w:sz w:val="14"/>
+              </w:rPr>
+              <w:t>Regressão linear</w:t>
+            </w:r>
+          </w:p>
+        </w:tc>
+        <w:tc>
+          <w:tcPr>
+            <w:tcW w:type="dxa" w:w="1008"/>
+          </w:tcPr>
+          <w:p>
+            <w:r>
+              <w:rPr>
+                <w:sz w:val="14"/>
+              </w:rPr>
+              <w:t>price</w:t>
+            </w:r>
+          </w:p>
+        </w:tc>
+        <w:tc>
+          <w:tcPr>
+            <w:tcW w:type="dxa" w:w="1008"/>
+          </w:tcPr>
+          <w:p>
+            <w:r>
+              <w:rPr>
+                <w:sz w:val="14"/>
+              </w:rPr>
+              <w:t>OLS transformado</w:t>
+            </w:r>
+          </w:p>
+        </w:tc>
+        <w:tc>
+          <w:tcPr>
+            <w:tcW w:type="dxa" w:w="1008"/>
+          </w:tcPr>
+          <w:p>
+            <w:r>
+              <w:rPr>
+                <w:sz w:val="14"/>
+              </w:rPr>
+              <w:t>0,0967</w:t>
+            </w:r>
+          </w:p>
+        </w:tc>
+        <w:tc>
+          <w:tcPr>
+            <w:tcW w:type="dxa" w:w="1008"/>
+          </w:tcPr>
+          <w:p>
+            <w:r>
+              <w:rPr>
+                <w:sz w:val="14"/>
+              </w:rPr>
+              <w:t>Cumpre</w:t>
+            </w:r>
+          </w:p>
+        </w:tc>
+        <w:tc>
+          <w:tcPr>
+            <w:tcW w:type="dxa" w:w="1008"/>
+          </w:tcPr>
+          <w:p>
+            <w:r>
+              <w:rPr>
+                <w:sz w:val="14"/>
+              </w:rPr>
+              <w:t>55,20</w:t>
+            </w:r>
+          </w:p>
+        </w:tc>
+        <w:tc>
+          <w:tcPr>
+            <w:tcW w:type="dxa" w:w="1008"/>
+          </w:tcPr>
+          <w:p>
+            <w:r>
+              <w:rPr>
+                <w:sz w:val="14"/>
+              </w:rPr>
+              <w:t>35,75</w:t>
+            </w:r>
+          </w:p>
+        </w:tc>
+        <w:tc>
+          <w:tcPr>
+            <w:tcW w:type="dxa" w:w="1008"/>
+          </w:tcPr>
+          <w:p>
+            <w:r>
+              <w:rPr>
+                <w:sz w:val="14"/>
+              </w:rPr>
+              <w:t>0,290</w:t>
+            </w:r>
+          </w:p>
+        </w:tc>
+        <w:tc>
+          <w:tcPr>
+            <w:tcW w:type="dxa" w:w="1008"/>
+          </w:tcPr>
+          <w:p>
+            <w:r>
+              <w:rPr>
+                <w:sz w:val="14"/>
+              </w:rPr>
+              <w:t>32,33</w:t>
+            </w:r>
+          </w:p>
+        </w:tc>
+        <w:tc>
+          <w:tcPr>
+            <w:tcW w:type="dxa" w:w="1008"/>
+          </w:tcPr>
+          <w:p>
+            <w:r>
+              <w:rPr>
+                <w:sz w:val="14"/>
+              </w:rPr>
+              <w:t>Corrigido de forma aceitável</w:t>
+            </w:r>
+          </w:p>
+        </w:tc>
+      </w:tr>
+      <w:tr>
+        <w:tc>
+          <w:tcPr>
+            <w:tcW w:type="dxa" w:w="1008"/>
+          </w:tcPr>
+          <w:p>
+            <w:r>
+              <w:rPr>
+                <w:sz w:val="14"/>
+              </w:rPr>
+              <w:t>Regressão linear</w:t>
+            </w:r>
+          </w:p>
+        </w:tc>
+        <w:tc>
+          <w:tcPr>
+            <w:tcW w:type="dxa" w:w="1008"/>
+          </w:tcPr>
+          <w:p>
+            <w:r>
+              <w:rPr>
+                <w:sz w:val="14"/>
+              </w:rPr>
+              <w:t>price</w:t>
+            </w:r>
+          </w:p>
+        </w:tc>
+        <w:tc>
+          <w:tcPr>
+            <w:tcW w:type="dxa" w:w="1008"/>
+          </w:tcPr>
+          <w:p>
+            <w:r>
+              <w:rPr>
+                <w:sz w:val="14"/>
+              </w:rPr>
+              <w:t>OLS transformado</w:t>
+            </w:r>
+          </w:p>
+        </w:tc>
+        <w:tc>
+          <w:tcPr>
+            <w:tcW w:type="dxa" w:w="1008"/>
+          </w:tcPr>
+          <w:p>
+            <w:r>
+              <w:rPr>
+                <w:sz w:val="14"/>
+              </w:rPr>
+              <w:t>0,0240</w:t>
+            </w:r>
+          </w:p>
+        </w:tc>
+        <w:tc>
+          <w:tcPr>
+            <w:tcW w:type="dxa" w:w="1008"/>
+          </w:tcPr>
+          <w:p>
+            <w:r>
+              <w:rPr>
+                <w:sz w:val="14"/>
+              </w:rPr>
+              <w:t>Não cumpre</w:t>
+            </w:r>
+          </w:p>
+        </w:tc>
+        <w:tc>
+          <w:tcPr>
+            <w:tcW w:type="dxa" w:w="1008"/>
+          </w:tcPr>
+          <w:p>
+            <w:r>
+              <w:rPr>
+                <w:sz w:val="14"/>
+              </w:rPr>
+              <w:t>55,27</w:t>
+            </w:r>
+          </w:p>
+        </w:tc>
+        <w:tc>
+          <w:tcPr>
+            <w:tcW w:type="dxa" w:w="1008"/>
+          </w:tcPr>
+          <w:p>
+            <w:r>
+              <w:rPr>
+                <w:sz w:val="14"/>
+              </w:rPr>
+              <w:t>36,19</w:t>
+            </w:r>
+          </w:p>
+        </w:tc>
+        <w:tc>
+          <w:tcPr>
+            <w:tcW w:type="dxa" w:w="1008"/>
+          </w:tcPr>
+          <w:p>
+            <w:r>
+              <w:rPr>
+                <w:sz w:val="14"/>
+              </w:rPr>
+              <w:t>0,288</w:t>
+            </w:r>
+          </w:p>
+        </w:tc>
+        <w:tc>
+          <w:tcPr>
+            <w:tcW w:type="dxa" w:w="1008"/>
+          </w:tcPr>
+          <w:p>
+            <w:r>
+              <w:rPr>
+                <w:sz w:val="14"/>
+              </w:rPr>
+              <w:t>32,73</w:t>
+            </w:r>
+          </w:p>
+        </w:tc>
+        <w:tc>
+          <w:tcPr>
+            <w:tcW w:type="dxa" w:w="1008"/>
+          </w:tcPr>
+          <w:p>
+            <w:r>
+              <w:rPr>
+                <w:sz w:val="14"/>
+              </w:rPr>
+              <w:t>Melhorou parcialmente</w:t>
+            </w:r>
+          </w:p>
+        </w:tc>
+      </w:tr>
+      <w:tr>
+        <w:tc>
+          <w:tcPr>
+            <w:tcW w:type="dxa" w:w="1008"/>
+          </w:tcPr>
+          <w:p>
+            <w:r>
+              <w:rPr>
+                <w:sz w:val="14"/>
+              </w:rPr>
+              <w:t>Regressão linear</w:t>
+            </w:r>
+          </w:p>
+        </w:tc>
+        <w:tc>
+          <w:tcPr>
+            <w:tcW w:type="dxa" w:w="1008"/>
+          </w:tcPr>
+          <w:p>
+            <w:r>
+              <w:rPr>
+                <w:sz w:val="14"/>
+              </w:rPr>
+              <w:t>sqrt(price)</w:t>
+            </w:r>
+          </w:p>
+        </w:tc>
+        <w:tc>
+          <w:tcPr>
+            <w:tcW w:type="dxa" w:w="1008"/>
+          </w:tcPr>
+          <w:p>
+            <w:r>
+              <w:rPr>
+                <w:sz w:val="14"/>
+              </w:rPr>
+              <w:t>OLS transformado</w:t>
+            </w:r>
+          </w:p>
+        </w:tc>
+        <w:tc>
+          <w:tcPr>
+            <w:tcW w:type="dxa" w:w="1008"/>
+          </w:tcPr>
+          <w:p>
+            <w:r>
+              <w:rPr>
+                <w:sz w:val="14"/>
+              </w:rPr>
+              <w:t>0,0139</w:t>
+            </w:r>
+          </w:p>
+        </w:tc>
+        <w:tc>
+          <w:tcPr>
+            <w:tcW w:type="dxa" w:w="1008"/>
+          </w:tcPr>
+          <w:p>
+            <w:r>
+              <w:rPr>
+                <w:sz w:val="14"/>
+              </w:rPr>
+              <w:t>Não cumpre</w:t>
+            </w:r>
+          </w:p>
+        </w:tc>
+        <w:tc>
+          <w:tcPr>
+            <w:tcW w:type="dxa" w:w="1008"/>
+          </w:tcPr>
+          <w:p>
+            <w:r>
+              <w:rPr>
+                <w:sz w:val="14"/>
+              </w:rPr>
+              <w:t>55,37</w:t>
+            </w:r>
+          </w:p>
+        </w:tc>
+        <w:tc>
+          <w:tcPr>
+            <w:tcW w:type="dxa" w:w="1008"/>
+          </w:tcPr>
+          <w:p>
+            <w:r>
+              <w:rPr>
+                <w:sz w:val="14"/>
+              </w:rPr>
+              <w:t>34,77</w:t>
+            </w:r>
+          </w:p>
+        </w:tc>
+        <w:tc>
+          <w:tcPr>
+            <w:tcW w:type="dxa" w:w="1008"/>
+          </w:tcPr>
+          <w:p>
+            <w:r>
+              <w:rPr>
+                <w:sz w:val="14"/>
+              </w:rPr>
+              <w:t>0,286</w:t>
+            </w:r>
+          </w:p>
+        </w:tc>
+        <w:tc>
+          <w:tcPr>
+            <w:tcW w:type="dxa" w:w="1008"/>
+          </w:tcPr>
+          <w:p>
+            <w:r>
+              <w:rPr>
+                <w:sz w:val="14"/>
+              </w:rPr>
+              <w:t>31,44</w:t>
+            </w:r>
+          </w:p>
+        </w:tc>
+        <w:tc>
+          <w:tcPr>
+            <w:tcW w:type="dxa" w:w="1008"/>
+          </w:tcPr>
+          <w:p>
+            <w:r>
+              <w:rPr>
+                <w:sz w:val="14"/>
+              </w:rPr>
+              <w:t>Melhorou parcialmente</w:t>
+            </w:r>
+          </w:p>
+        </w:tc>
+      </w:tr>
+    </w:tbl>
+    <w:p>
+      <w:pPr>
+        <w:pStyle w:val="Heading2"/>
+      </w:pPr>
+      <w:r>
+        <w:t>5.3 Modelos avançados não lineares</w:t>
+      </w:r>
+    </w:p>
+    <w:p>
+      <w:r>
+        <w:t>Os pressupostos clássicos da regressão linear, como linearidade, homocedasticidade, normalidade dos resíduos e ausência de multicolinearidade problemática, são especialmente relevantes para modelos lineares quando se pretende fazer inferência sobre coeficientes. Nos modelos avançados, como Random Forest, HistGradientBoosting e SVR RBF, estes pressupostos não são exigidos da mesma forma, porque os modelos não estimam uma relação linear paramétrica entre as variáveis explicativas e a variável dependente. Nestes casos, a avaliação deve centrar-se sobretudo no desempenho preditivo, nos resíduos, na validação cruzada, na calibração, no risco de overfitting e na interpretabilidade por importância das variáveis, PDP ou SHAP.</w:t>
+      </w:r>
+    </w:p>
+    <w:p>
+      <w:r>
+        <w:t>Assim, nos modelos não lineares os pressupostos clássicos foram marcados como não aplicáveis na tabela-resumo. O diagnóstico concentrou-se na comparação treino-validação-teste, resíduos versus valores previstos, erro por quantil de preço, calibração por bins, boxplots dos erros absolutos, importância das variáveis, PDP e ICE plots. Esta leitura confirma a distinção metodológica central do trabalho: Random Forest vence em desempenho puro, mas apresenta sobreajustamento; HistGradientBoosting oferece um compromisso mais equilibrado entre erro e robustez; SVR RBF melhora face aos modelos lineares, mas fica atrás dos modelos de árvores.</w:t>
+      </w:r>
+    </w:p>
+    <w:p>
+      <w:pPr>
+        <w:pStyle w:val="Heading2"/>
+      </w:pPr>
+      <w:r>
+        <w:t>5.4 Síntese metodológica</w:t>
+      </w:r>
+    </w:p>
+    <w:p>
+      <w:r>
+        <w:t>A validação dos pressupostos mostra que os modelos lineares são úteis para interpretação, mas dependem mais dos pressupostos clássicos. A transformação logarítmica da variável alvo melhora a leitura económica e mitiga a assimetria, mas não eliminou a heterocedasticidade no teste de Breusch-Pagan. A correção mais consistente foi obtida com transformações log1p dos preditores assimétricos e, em particular, com sqrt(price) combinada com OLS ou WLS. A regularização por Ridge, Lasso e Elastic Net ajuda a reduzir instabilidade associada a multicolinearidade e excesso de variáveis, mas não substitui o diagnóstico explícito da variância dos resíduos.</w:t>
+      </w:r>
+    </w:p>
+    <w:p>
+      <w:r>
+        <w:t>Nos modelos avançados, a ausência dos pressupostos clássicos não dispensa validação rigorosa. Pelo contrário, exige maior atenção à validação cruzada, à análise de resíduos, à calibração, ao erro em segmentos específicos e ao risco de overfitting. A correção da heterocedasticidade nos modelos lineares reforça esta distinção: quando o objetivo é inferência e interpretação, os pressupostos têm de ser tratados explicitamente; quando o objetivo é previsão, os modelos não lineares continuam a ser avaliados sobretudo por robustez preditiva, estabilidade e generalização.</w:t>
+      </w:r>
+    </w:p>
+    <w:p>
+      <w:r>
+        <w:t>Tabela 5B - Resumo dos pressupostos e diagnóstico dos modelos.</w:t>
+      </w:r>
+    </w:p>
+    <w:tbl>
+      <w:tblPr>
+        <w:tblStyle w:val="TableGrid"/>
+        <w:tblW w:type="auto" w:w="0"/>
+        <w:tblLook w:firstColumn="1" w:firstRow="1" w:lastColumn="0" w:lastRow="0" w:noHBand="0" w:noVBand="1" w:val="04A0"/>
+      </w:tblPr>
+      <w:tblGrid>
+        <w:gridCol w:w="1440"/>
+        <w:gridCol w:w="1440"/>
+        <w:gridCol w:w="1440"/>
+        <w:gridCol w:w="1440"/>
+        <w:gridCol w:w="1440"/>
+        <w:gridCol w:w="1440"/>
+        <w:gridCol w:w="1440"/>
+      </w:tblGrid>
+      <w:tr>
+        <w:tc>
+          <w:tcPr>
+            <w:tcW w:type="dxa" w:w="1440"/>
+          </w:tcPr>
+          <w:p>
+            <w:r>
+              <w:rPr>
+                <w:b/>
+                <w:sz w:val="14"/>
+              </w:rPr>
+              <w:t>Modelo</w:t>
+            </w:r>
+          </w:p>
+        </w:tc>
+        <w:tc>
+          <w:tcPr>
+            <w:tcW w:type="dxa" w:w="1440"/>
+          </w:tcPr>
+          <w:p>
+            <w:r>
+              <w:rPr>
+                <w:b/>
+                <w:sz w:val="14"/>
+              </w:rPr>
+              <w:t>Tipo</w:t>
+            </w:r>
+          </w:p>
+        </w:tc>
+        <w:tc>
+          <w:tcPr>
+            <w:tcW w:type="dxa" w:w="1440"/>
+          </w:tcPr>
+          <w:p>
+            <w:r>
+              <w:rPr>
+                <w:b/>
+                <w:sz w:val="14"/>
+              </w:rPr>
+              <w:t>Linearidade</w:t>
+            </w:r>
+          </w:p>
+        </w:tc>
+        <w:tc>
+          <w:tcPr>
+            <w:tcW w:type="dxa" w:w="1440"/>
+          </w:tcPr>
+          <w:p>
+            <w:r>
+              <w:rPr>
+                <w:b/>
+                <w:sz w:val="14"/>
+              </w:rPr>
+              <w:t>Homocedasticidade</w:t>
+            </w:r>
+          </w:p>
+        </w:tc>
+        <w:tc>
+          <w:tcPr>
+            <w:tcW w:type="dxa" w:w="1440"/>
+          </w:tcPr>
+          <w:p>
+            <w:r>
+              <w:rPr>
+                <w:b/>
+                <w:sz w:val="14"/>
+              </w:rPr>
+              <w:t>Normalidade</w:t>
+            </w:r>
+          </w:p>
+        </w:tc>
+        <w:tc>
+          <w:tcPr>
+            <w:tcW w:type="dxa" w:w="1440"/>
+          </w:tcPr>
+          <w:p>
+            <w:r>
+              <w:rPr>
+                <w:b/>
+                <w:sz w:val="14"/>
+              </w:rPr>
+              <w:t>Multicolinearidade</w:t>
+            </w:r>
+          </w:p>
+        </w:tc>
+        <w:tc>
+          <w:tcPr>
+            <w:tcW w:type="dxa" w:w="1440"/>
+          </w:tcPr>
+          <w:p>
+            <w:r>
+              <w:rPr>
+                <w:b/>
+                <w:sz w:val="14"/>
+              </w:rPr>
+              <w:t>Overfitting</w:t>
+            </w:r>
+          </w:p>
+        </w:tc>
+      </w:tr>
+      <w:tr>
+        <w:tc>
+          <w:tcPr>
+            <w:tcW w:type="dxa" w:w="1440"/>
+          </w:tcPr>
+          <w:p>
+            <w:r>
+              <w:rPr>
+                <w:sz w:val="14"/>
+              </w:rPr>
+              <w:t>M1 — Linear múltipla raw y</w:t>
+            </w:r>
+          </w:p>
+        </w:tc>
+        <w:tc>
+          <w:tcPr>
+            <w:tcW w:type="dxa" w:w="1440"/>
+          </w:tcPr>
+          <w:p>
+            <w:r>
+              <w:rPr>
+                <w:sz w:val="14"/>
+              </w:rPr>
+              <w:t>linear</w:t>
+            </w:r>
+          </w:p>
+        </w:tc>
+        <w:tc>
+          <w:tcPr>
+            <w:tcW w:type="dxa" w:w="1440"/>
+          </w:tcPr>
+          <w:p>
+            <w:r>
+              <w:rPr>
+                <w:sz w:val="14"/>
+              </w:rPr>
+              <w:t>Cumpre</w:t>
+            </w:r>
+          </w:p>
+        </w:tc>
+        <w:tc>
+          <w:tcPr>
+            <w:tcW w:type="dxa" w:w="1440"/>
+          </w:tcPr>
+          <w:p>
+            <w:r>
+              <w:rPr>
+                <w:sz w:val="14"/>
+              </w:rPr>
+              <w:t>Não cumpre</w:t>
+            </w:r>
+          </w:p>
+        </w:tc>
+        <w:tc>
+          <w:tcPr>
+            <w:tcW w:type="dxa" w:w="1440"/>
+          </w:tcPr>
+          <w:p>
+            <w:r>
+              <w:rPr>
+                <w:sz w:val="14"/>
+              </w:rPr>
+              <w:t>Parcialmente</w:t>
+            </w:r>
+          </w:p>
+        </w:tc>
+        <w:tc>
+          <w:tcPr>
+            <w:tcW w:type="dxa" w:w="1440"/>
+          </w:tcPr>
+          <w:p>
+            <w:r>
+              <w:rPr>
+                <w:sz w:val="14"/>
+              </w:rPr>
+              <w:t>Cumpre</w:t>
+            </w:r>
+          </w:p>
+        </w:tc>
+        <w:tc>
+          <w:tcPr>
+            <w:tcW w:type="dxa" w:w="1440"/>
+          </w:tcPr>
+          <w:p>
+            <w:r>
+              <w:rPr>
+                <w:sz w:val="14"/>
+              </w:rPr>
+              <w:t>Cumpre</w:t>
+            </w:r>
+          </w:p>
+        </w:tc>
+      </w:tr>
+      <w:tr>
+        <w:tc>
+          <w:tcPr>
+            <w:tcW w:type="dxa" w:w="1440"/>
+          </w:tcPr>
+          <w:p>
+            <w:r>
+              <w:rPr>
+                <w:sz w:val="14"/>
+              </w:rPr>
+              <w:t>M2 — Linear múltipla log(y)</w:t>
+            </w:r>
+          </w:p>
+        </w:tc>
+        <w:tc>
+          <w:tcPr>
+            <w:tcW w:type="dxa" w:w="1440"/>
+          </w:tcPr>
+          <w:p>
+            <w:r>
+              <w:rPr>
+                <w:sz w:val="14"/>
+              </w:rPr>
+              <w:t>linear</w:t>
+            </w:r>
+          </w:p>
+        </w:tc>
+        <w:tc>
+          <w:tcPr>
+            <w:tcW w:type="dxa" w:w="1440"/>
+          </w:tcPr>
+          <w:p>
+            <w:r>
+              <w:rPr>
+                <w:sz w:val="14"/>
+              </w:rPr>
+              <w:t>Cumpre</w:t>
+            </w:r>
+          </w:p>
+        </w:tc>
+        <w:tc>
+          <w:tcPr>
+            <w:tcW w:type="dxa" w:w="1440"/>
+          </w:tcPr>
+          <w:p>
+            <w:r>
+              <w:rPr>
+                <w:sz w:val="14"/>
+              </w:rPr>
+              <w:t>Não cumpre</w:t>
+            </w:r>
+          </w:p>
+        </w:tc>
+        <w:tc>
+          <w:tcPr>
+            <w:tcW w:type="dxa" w:w="1440"/>
+          </w:tcPr>
+          <w:p>
+            <w:r>
+              <w:rPr>
+                <w:sz w:val="14"/>
+              </w:rPr>
+              <w:t>Parcialmente</w:t>
+            </w:r>
+          </w:p>
+        </w:tc>
+        <w:tc>
+          <w:tcPr>
+            <w:tcW w:type="dxa" w:w="1440"/>
+          </w:tcPr>
+          <w:p>
+            <w:r>
+              <w:rPr>
+                <w:sz w:val="14"/>
+              </w:rPr>
+              <w:t>Cumpre</w:t>
+            </w:r>
+          </w:p>
+        </w:tc>
+        <w:tc>
+          <w:tcPr>
+            <w:tcW w:type="dxa" w:w="1440"/>
+          </w:tcPr>
+          <w:p>
+            <w:r>
+              <w:rPr>
+                <w:sz w:val="14"/>
+              </w:rPr>
+              <w:t>Cumpre</w:t>
+            </w:r>
+          </w:p>
+        </w:tc>
+      </w:tr>
+      <w:tr>
+        <w:tc>
+          <w:tcPr>
+            <w:tcW w:type="dxa" w:w="1440"/>
+          </w:tcPr>
+          <w:p>
+            <w:r>
+              <w:rPr>
+                <w:sz w:val="14"/>
+              </w:rPr>
+              <w:t>M3 — Polinomial grau 2 log(y)</w:t>
+            </w:r>
+          </w:p>
+        </w:tc>
+        <w:tc>
+          <w:tcPr>
+            <w:tcW w:type="dxa" w:w="1440"/>
+          </w:tcPr>
+          <w:p>
+            <w:r>
+              <w:rPr>
+                <w:sz w:val="14"/>
+              </w:rPr>
+              <w:t>polinomial</w:t>
+            </w:r>
+          </w:p>
+        </w:tc>
+        <w:tc>
+          <w:tcPr>
+            <w:tcW w:type="dxa" w:w="1440"/>
+          </w:tcPr>
+          <w:p>
+            <w:r>
+              <w:rPr>
+                <w:sz w:val="14"/>
+              </w:rPr>
+              <w:t>Cumpre</w:t>
+            </w:r>
+          </w:p>
+        </w:tc>
+        <w:tc>
+          <w:tcPr>
+            <w:tcW w:type="dxa" w:w="1440"/>
+          </w:tcPr>
+          <w:p>
+            <w:r>
+              <w:rPr>
+                <w:sz w:val="14"/>
+              </w:rPr>
+              <w:t>Não cumpre</w:t>
+            </w:r>
+          </w:p>
+        </w:tc>
+        <w:tc>
+          <w:tcPr>
+            <w:tcW w:type="dxa" w:w="1440"/>
+          </w:tcPr>
+          <w:p>
+            <w:r>
+              <w:rPr>
+                <w:sz w:val="14"/>
+              </w:rPr>
+              <w:t>Parcialmente</w:t>
+            </w:r>
+          </w:p>
+        </w:tc>
+        <w:tc>
+          <w:tcPr>
+            <w:tcW w:type="dxa" w:w="1440"/>
+          </w:tcPr>
+          <w:p>
+            <w:r>
+              <w:rPr>
+                <w:sz w:val="14"/>
+              </w:rPr>
+              <w:t>Cumpre</w:t>
+            </w:r>
+          </w:p>
+        </w:tc>
+        <w:tc>
+          <w:tcPr>
+            <w:tcW w:type="dxa" w:w="1440"/>
+          </w:tcPr>
+          <w:p>
+            <w:r>
+              <w:rPr>
+                <w:sz w:val="14"/>
+              </w:rPr>
+              <w:t>Cumpre</w:t>
+            </w:r>
+          </w:p>
+        </w:tc>
+      </w:tr>
+      <w:tr>
+        <w:tc>
+          <w:tcPr>
+            <w:tcW w:type="dxa" w:w="1440"/>
+          </w:tcPr>
+          <w:p>
+            <w:r>
+              <w:rPr>
+                <w:sz w:val="14"/>
+              </w:rPr>
+              <w:t>M4 — Interações grau 2 log(y)</w:t>
+            </w:r>
+          </w:p>
+        </w:tc>
+        <w:tc>
+          <w:tcPr>
+            <w:tcW w:type="dxa" w:w="1440"/>
+          </w:tcPr>
+          <w:p>
+            <w:r>
+              <w:rPr>
+                <w:sz w:val="14"/>
+              </w:rPr>
+              <w:t>interações</w:t>
+            </w:r>
+          </w:p>
+        </w:tc>
+        <w:tc>
+          <w:tcPr>
+            <w:tcW w:type="dxa" w:w="1440"/>
+          </w:tcPr>
+          <w:p>
+            <w:r>
+              <w:rPr>
+                <w:sz w:val="14"/>
+              </w:rPr>
+              <w:t>Cumpre</w:t>
+            </w:r>
+          </w:p>
+        </w:tc>
+        <w:tc>
+          <w:tcPr>
+            <w:tcW w:type="dxa" w:w="1440"/>
+          </w:tcPr>
+          <w:p>
+            <w:r>
+              <w:rPr>
+                <w:sz w:val="14"/>
+              </w:rPr>
+              <w:t>Não cumpre</w:t>
+            </w:r>
+          </w:p>
+        </w:tc>
+        <w:tc>
+          <w:tcPr>
+            <w:tcW w:type="dxa" w:w="1440"/>
+          </w:tcPr>
+          <w:p>
+            <w:r>
+              <w:rPr>
+                <w:sz w:val="14"/>
+              </w:rPr>
+              <w:t>Parcialmente</w:t>
+            </w:r>
+          </w:p>
+        </w:tc>
+        <w:tc>
+          <w:tcPr>
+            <w:tcW w:type="dxa" w:w="1440"/>
+          </w:tcPr>
+          <w:p>
+            <w:r>
+              <w:rPr>
+                <w:sz w:val="14"/>
+              </w:rPr>
+              <w:t>Cumpre</w:t>
+            </w:r>
+          </w:p>
+        </w:tc>
+        <w:tc>
+          <w:tcPr>
+            <w:tcW w:type="dxa" w:w="1440"/>
+          </w:tcPr>
+          <w:p>
+            <w:r>
+              <w:rPr>
+                <w:sz w:val="14"/>
+              </w:rPr>
+              <w:t>Cumpre</w:t>
+            </w:r>
+          </w:p>
+        </w:tc>
+      </w:tr>
+      <w:tr>
+        <w:tc>
+          <w:tcPr>
+            <w:tcW w:type="dxa" w:w="1440"/>
+          </w:tcPr>
+          <w:p>
+            <w:r>
+              <w:rPr>
+                <w:sz w:val="14"/>
+              </w:rPr>
+              <w:t>M5 — Ridge log(y)</w:t>
+            </w:r>
+          </w:p>
+        </w:tc>
+        <w:tc>
+          <w:tcPr>
+            <w:tcW w:type="dxa" w:w="1440"/>
+          </w:tcPr>
+          <w:p>
+            <w:r>
+              <w:rPr>
+                <w:sz w:val="14"/>
+              </w:rPr>
+              <w:t>regularizado</w:t>
+            </w:r>
+          </w:p>
+        </w:tc>
+        <w:tc>
+          <w:tcPr>
+            <w:tcW w:type="dxa" w:w="1440"/>
+          </w:tcPr>
+          <w:p>
+            <w:r>
+              <w:rPr>
+                <w:sz w:val="14"/>
+              </w:rPr>
+              <w:t>Cumpre</w:t>
+            </w:r>
+          </w:p>
+        </w:tc>
+        <w:tc>
+          <w:tcPr>
+            <w:tcW w:type="dxa" w:w="1440"/>
+          </w:tcPr>
+          <w:p>
+            <w:r>
+              <w:rPr>
+                <w:sz w:val="14"/>
+              </w:rPr>
+              <w:t>Não cumpre</w:t>
+            </w:r>
+          </w:p>
+        </w:tc>
+        <w:tc>
+          <w:tcPr>
+            <w:tcW w:type="dxa" w:w="1440"/>
+          </w:tcPr>
+          <w:p>
+            <w:r>
+              <w:rPr>
+                <w:sz w:val="14"/>
+              </w:rPr>
+              <w:t>Parcialmente</w:t>
+            </w:r>
+          </w:p>
+        </w:tc>
+        <w:tc>
+          <w:tcPr>
+            <w:tcW w:type="dxa" w:w="1440"/>
+          </w:tcPr>
+          <w:p>
+            <w:r>
+              <w:rPr>
+                <w:sz w:val="14"/>
+              </w:rPr>
+              <w:t>Cumpre</w:t>
+            </w:r>
+          </w:p>
+        </w:tc>
+        <w:tc>
+          <w:tcPr>
+            <w:tcW w:type="dxa" w:w="1440"/>
+          </w:tcPr>
+          <w:p>
+            <w:r>
+              <w:rPr>
+                <w:sz w:val="14"/>
+              </w:rPr>
+              <w:t>Cumpre</w:t>
+            </w:r>
+          </w:p>
+        </w:tc>
+      </w:tr>
+      <w:tr>
+        <w:tc>
+          <w:tcPr>
+            <w:tcW w:type="dxa" w:w="1440"/>
+          </w:tcPr>
+          <w:p>
+            <w:r>
+              <w:rPr>
+                <w:sz w:val="14"/>
+              </w:rPr>
+              <w:t>M6 — Lasso log(y)</w:t>
+            </w:r>
+          </w:p>
+        </w:tc>
+        <w:tc>
+          <w:tcPr>
+            <w:tcW w:type="dxa" w:w="1440"/>
+          </w:tcPr>
+          <w:p>
+            <w:r>
+              <w:rPr>
+                <w:sz w:val="14"/>
+              </w:rPr>
+              <w:t>regularizado</w:t>
+            </w:r>
+          </w:p>
+        </w:tc>
+        <w:tc>
+          <w:tcPr>
+            <w:tcW w:type="dxa" w:w="1440"/>
+          </w:tcPr>
+          <w:p>
+            <w:r>
+              <w:rPr>
+                <w:sz w:val="14"/>
+              </w:rPr>
+              <w:t>Cumpre</w:t>
+            </w:r>
+          </w:p>
+        </w:tc>
+        <w:tc>
+          <w:tcPr>
+            <w:tcW w:type="dxa" w:w="1440"/>
+          </w:tcPr>
+          <w:p>
+            <w:r>
+              <w:rPr>
+                <w:sz w:val="14"/>
+              </w:rPr>
+              <w:t>Não cumpre</w:t>
+            </w:r>
+          </w:p>
+        </w:tc>
+        <w:tc>
+          <w:tcPr>
+            <w:tcW w:type="dxa" w:w="1440"/>
+          </w:tcPr>
+          <w:p>
+            <w:r>
+              <w:rPr>
+                <w:sz w:val="14"/>
+              </w:rPr>
+              <w:t>Parcialmente</w:t>
+            </w:r>
+          </w:p>
+        </w:tc>
+        <w:tc>
+          <w:tcPr>
+            <w:tcW w:type="dxa" w:w="1440"/>
+          </w:tcPr>
+          <w:p>
+            <w:r>
+              <w:rPr>
+                <w:sz w:val="14"/>
+              </w:rPr>
+              <w:t>Cumpre</w:t>
+            </w:r>
+          </w:p>
+        </w:tc>
+        <w:tc>
+          <w:tcPr>
+            <w:tcW w:type="dxa" w:w="1440"/>
+          </w:tcPr>
+          <w:p>
+            <w:r>
+              <w:rPr>
+                <w:sz w:val="14"/>
+              </w:rPr>
+              <w:t>Cumpre</w:t>
+            </w:r>
+          </w:p>
+        </w:tc>
+      </w:tr>
+      <w:tr>
+        <w:tc>
+          <w:tcPr>
+            <w:tcW w:type="dxa" w:w="1440"/>
+          </w:tcPr>
+          <w:p>
+            <w:r>
+              <w:rPr>
+                <w:sz w:val="14"/>
+              </w:rPr>
+              <w:t>M7 — Elastic Net log(y)</w:t>
+            </w:r>
+          </w:p>
+        </w:tc>
+        <w:tc>
+          <w:tcPr>
+            <w:tcW w:type="dxa" w:w="1440"/>
+          </w:tcPr>
+          <w:p>
+            <w:r>
+              <w:rPr>
+                <w:sz w:val="14"/>
+              </w:rPr>
+              <w:t>regularizado</w:t>
+            </w:r>
+          </w:p>
+        </w:tc>
+        <w:tc>
+          <w:tcPr>
+            <w:tcW w:type="dxa" w:w="1440"/>
+          </w:tcPr>
+          <w:p>
+            <w:r>
+              <w:rPr>
+                <w:sz w:val="14"/>
+              </w:rPr>
+              <w:t>Cumpre</w:t>
+            </w:r>
+          </w:p>
+        </w:tc>
+        <w:tc>
+          <w:tcPr>
+            <w:tcW w:type="dxa" w:w="1440"/>
+          </w:tcPr>
+          <w:p>
+            <w:r>
+              <w:rPr>
+                <w:sz w:val="14"/>
+              </w:rPr>
+              <w:t>Não cumpre</w:t>
+            </w:r>
+          </w:p>
+        </w:tc>
+        <w:tc>
+          <w:tcPr>
+            <w:tcW w:type="dxa" w:w="1440"/>
+          </w:tcPr>
+          <w:p>
+            <w:r>
+              <w:rPr>
+                <w:sz w:val="14"/>
+              </w:rPr>
+              <w:t>Parcialmente</w:t>
+            </w:r>
+          </w:p>
+        </w:tc>
+        <w:tc>
+          <w:tcPr>
+            <w:tcW w:type="dxa" w:w="1440"/>
+          </w:tcPr>
+          <w:p>
+            <w:r>
+              <w:rPr>
+                <w:sz w:val="14"/>
+              </w:rPr>
+              <w:t>Cumpre</w:t>
+            </w:r>
+          </w:p>
+        </w:tc>
+        <w:tc>
+          <w:tcPr>
+            <w:tcW w:type="dxa" w:w="1440"/>
+          </w:tcPr>
+          <w:p>
+            <w:r>
+              <w:rPr>
+                <w:sz w:val="14"/>
+              </w:rPr>
+              <w:t>Cumpre</w:t>
+            </w:r>
+          </w:p>
+        </w:tc>
+      </w:tr>
+      <w:tr>
+        <w:tc>
+          <w:tcPr>
+            <w:tcW w:type="dxa" w:w="1440"/>
+          </w:tcPr>
+          <w:p>
+            <w:r>
+              <w:rPr>
+                <w:sz w:val="14"/>
+              </w:rPr>
+              <w:t>M8 — Random Forest log(y)</w:t>
+            </w:r>
+          </w:p>
+        </w:tc>
+        <w:tc>
+          <w:tcPr>
+            <w:tcW w:type="dxa" w:w="1440"/>
+          </w:tcPr>
+          <w:p>
+            <w:r>
+              <w:rPr>
+                <w:sz w:val="14"/>
+              </w:rPr>
+              <w:t>árvore</w:t>
+            </w:r>
+          </w:p>
+        </w:tc>
+        <w:tc>
+          <w:tcPr>
+            <w:tcW w:type="dxa" w:w="1440"/>
+          </w:tcPr>
+          <w:p>
+            <w:r>
+              <w:rPr>
+                <w:sz w:val="14"/>
+              </w:rPr>
+              <w:t>Não aplicável</w:t>
+            </w:r>
+          </w:p>
+        </w:tc>
+        <w:tc>
+          <w:tcPr>
+            <w:tcW w:type="dxa" w:w="1440"/>
+          </w:tcPr>
+          <w:p>
+            <w:r>
+              <w:rPr>
+                <w:sz w:val="14"/>
+              </w:rPr>
+              <w:t>Não aplicável</w:t>
+            </w:r>
+          </w:p>
+        </w:tc>
+        <w:tc>
+          <w:tcPr>
+            <w:tcW w:type="dxa" w:w="1440"/>
+          </w:tcPr>
+          <w:p>
+            <w:r>
+              <w:rPr>
+                <w:sz w:val="14"/>
+              </w:rPr>
+              <w:t>Não aplicável</w:t>
+            </w:r>
+          </w:p>
+        </w:tc>
+        <w:tc>
+          <w:tcPr>
+            <w:tcW w:type="dxa" w:w="1440"/>
+          </w:tcPr>
+          <w:p>
+            <w:r>
+              <w:rPr>
+                <w:sz w:val="14"/>
+              </w:rPr>
+              <w:t>Não aplicável</w:t>
+            </w:r>
+          </w:p>
+        </w:tc>
+        <w:tc>
+          <w:tcPr>
+            <w:tcW w:type="dxa" w:w="1440"/>
+          </w:tcPr>
+          <w:p>
+            <w:r>
+              <w:rPr>
+                <w:sz w:val="14"/>
+              </w:rPr>
+              <w:t>Não cumpre</w:t>
+            </w:r>
+          </w:p>
+        </w:tc>
+      </w:tr>
+      <w:tr>
+        <w:tc>
+          <w:tcPr>
+            <w:tcW w:type="dxa" w:w="1440"/>
+          </w:tcPr>
+          <w:p>
+            <w:r>
+              <w:rPr>
+                <w:sz w:val="14"/>
+              </w:rPr>
+              <w:t>M8b — Random Forest regularizado log(y)</w:t>
+            </w:r>
+          </w:p>
+        </w:tc>
+        <w:tc>
+          <w:tcPr>
+            <w:tcW w:type="dxa" w:w="1440"/>
+          </w:tcPr>
+          <w:p>
+            <w:r>
+              <w:rPr>
+                <w:sz w:val="14"/>
+              </w:rPr>
+              <w:t>árvore</w:t>
+            </w:r>
+          </w:p>
+        </w:tc>
+        <w:tc>
+          <w:tcPr>
+            <w:tcW w:type="dxa" w:w="1440"/>
+          </w:tcPr>
+          <w:p>
+            <w:r>
+              <w:rPr>
+                <w:sz w:val="14"/>
+              </w:rPr>
+              <w:t>Não aplicável</w:t>
+            </w:r>
+          </w:p>
+        </w:tc>
+        <w:tc>
+          <w:tcPr>
+            <w:tcW w:type="dxa" w:w="1440"/>
+          </w:tcPr>
+          <w:p>
+            <w:r>
+              <w:rPr>
+                <w:sz w:val="14"/>
+              </w:rPr>
+              <w:t>Não aplicável</w:t>
+            </w:r>
+          </w:p>
+        </w:tc>
+        <w:tc>
+          <w:tcPr>
+            <w:tcW w:type="dxa" w:w="1440"/>
+          </w:tcPr>
+          <w:p>
+            <w:r>
+              <w:rPr>
+                <w:sz w:val="14"/>
+              </w:rPr>
+              <w:t>Não aplicável</w:t>
+            </w:r>
+          </w:p>
+        </w:tc>
+        <w:tc>
+          <w:tcPr>
+            <w:tcW w:type="dxa" w:w="1440"/>
+          </w:tcPr>
+          <w:p>
+            <w:r>
+              <w:rPr>
+                <w:sz w:val="14"/>
+              </w:rPr>
+              <w:t>Não aplicável</w:t>
+            </w:r>
+          </w:p>
+        </w:tc>
+        <w:tc>
+          <w:tcPr>
+            <w:tcW w:type="dxa" w:w="1440"/>
+          </w:tcPr>
+          <w:p>
+            <w:r>
+              <w:rPr>
+                <w:sz w:val="14"/>
+              </w:rPr>
+              <w:t>Parcialmente</w:t>
+            </w:r>
+          </w:p>
+        </w:tc>
+      </w:tr>
+      <w:tr>
+        <w:tc>
+          <w:tcPr>
+            <w:tcW w:type="dxa" w:w="1440"/>
+          </w:tcPr>
+          <w:p>
+            <w:r>
+              <w:rPr>
+                <w:sz w:val="14"/>
+              </w:rPr>
+              <w:t>M9 — HistGradientBoosting log(y)</w:t>
+            </w:r>
+          </w:p>
+        </w:tc>
+        <w:tc>
+          <w:tcPr>
+            <w:tcW w:type="dxa" w:w="1440"/>
+          </w:tcPr>
+          <w:p>
+            <w:r>
+              <w:rPr>
+                <w:sz w:val="14"/>
+              </w:rPr>
+              <w:t>boosting</w:t>
+            </w:r>
+          </w:p>
+        </w:tc>
+        <w:tc>
+          <w:tcPr>
+            <w:tcW w:type="dxa" w:w="1440"/>
+          </w:tcPr>
+          <w:p>
+            <w:r>
+              <w:rPr>
+                <w:sz w:val="14"/>
+              </w:rPr>
+              <w:t>Não aplicável</w:t>
+            </w:r>
+          </w:p>
+        </w:tc>
+        <w:tc>
+          <w:tcPr>
+            <w:tcW w:type="dxa" w:w="1440"/>
+          </w:tcPr>
+          <w:p>
+            <w:r>
+              <w:rPr>
+                <w:sz w:val="14"/>
+              </w:rPr>
+              <w:t>Não aplicável</w:t>
+            </w:r>
+          </w:p>
+        </w:tc>
+        <w:tc>
+          <w:tcPr>
+            <w:tcW w:type="dxa" w:w="1440"/>
+          </w:tcPr>
+          <w:p>
+            <w:r>
+              <w:rPr>
+                <w:sz w:val="14"/>
+              </w:rPr>
+              <w:t>Não aplicável</w:t>
+            </w:r>
+          </w:p>
+        </w:tc>
+        <w:tc>
+          <w:tcPr>
+            <w:tcW w:type="dxa" w:w="1440"/>
+          </w:tcPr>
+          <w:p>
+            <w:r>
+              <w:rPr>
+                <w:sz w:val="14"/>
+              </w:rPr>
+              <w:t>Não aplicável</w:t>
+            </w:r>
+          </w:p>
+        </w:tc>
+        <w:tc>
+          <w:tcPr>
+            <w:tcW w:type="dxa" w:w="1440"/>
+          </w:tcPr>
+          <w:p>
+            <w:r>
+              <w:rPr>
+                <w:sz w:val="14"/>
+              </w:rPr>
+              <w:t>Parcialmente</w:t>
+            </w:r>
+          </w:p>
+        </w:tc>
+      </w:tr>
+      <w:tr>
+        <w:tc>
+          <w:tcPr>
+            <w:tcW w:type="dxa" w:w="1440"/>
+          </w:tcPr>
+          <w:p>
+            <w:r>
+              <w:rPr>
+                <w:sz w:val="14"/>
+              </w:rPr>
+              <w:t>M10 — SVR RBF log(y)</w:t>
+            </w:r>
+          </w:p>
+        </w:tc>
+        <w:tc>
+          <w:tcPr>
+            <w:tcW w:type="dxa" w:w="1440"/>
+          </w:tcPr>
+          <w:p>
+            <w:r>
+              <w:rPr>
+                <w:sz w:val="14"/>
+              </w:rPr>
+              <w:t>SVR</w:t>
+            </w:r>
+          </w:p>
+        </w:tc>
+        <w:tc>
+          <w:tcPr>
+            <w:tcW w:type="dxa" w:w="1440"/>
+          </w:tcPr>
+          <w:p>
+            <w:r>
+              <w:rPr>
+                <w:sz w:val="14"/>
+              </w:rPr>
+              <w:t>Não aplicável</w:t>
+            </w:r>
+          </w:p>
+        </w:tc>
+        <w:tc>
+          <w:tcPr>
+            <w:tcW w:type="dxa" w:w="1440"/>
+          </w:tcPr>
+          <w:p>
+            <w:r>
+              <w:rPr>
+                <w:sz w:val="14"/>
+              </w:rPr>
+              <w:t>Não aplicável</w:t>
+            </w:r>
+          </w:p>
+        </w:tc>
+        <w:tc>
+          <w:tcPr>
+            <w:tcW w:type="dxa" w:w="1440"/>
+          </w:tcPr>
+          <w:p>
+            <w:r>
+              <w:rPr>
+                <w:sz w:val="14"/>
+              </w:rPr>
+              <w:t>Não aplicável</w:t>
+            </w:r>
+          </w:p>
+        </w:tc>
+        <w:tc>
+          <w:tcPr>
+            <w:tcW w:type="dxa" w:w="1440"/>
+          </w:tcPr>
+          <w:p>
+            <w:r>
+              <w:rPr>
+                <w:sz w:val="14"/>
+              </w:rPr>
+              <w:t>Não aplicável</w:t>
+            </w:r>
+          </w:p>
+        </w:tc>
+        <w:tc>
+          <w:tcPr>
+            <w:tcW w:type="dxa" w:w="1440"/>
+          </w:tcPr>
+          <w:p>
+            <w:r>
+              <w:rPr>
+                <w:sz w:val="14"/>
+              </w:rPr>
+              <w:t>Cumpre</w:t>
+            </w:r>
+          </w:p>
+        </w:tc>
+      </w:tr>
+      <w:tr>
+        <w:tc>
+          <w:tcPr>
+            <w:tcW w:type="dxa" w:w="1440"/>
+          </w:tcPr>
+          <w:p>
+            <w:r>
+              <w:rPr>
+                <w:sz w:val="14"/>
+              </w:rPr>
+              <w:t>RANSACRegressor — Regressão robusta (sqrt(price))</w:t>
+            </w:r>
+          </w:p>
+        </w:tc>
+        <w:tc>
+          <w:tcPr>
+            <w:tcW w:type="dxa" w:w="1440"/>
+          </w:tcPr>
+          <w:p>
+            <w:r>
+              <w:rPr>
+                <w:sz w:val="14"/>
+              </w:rPr>
+              <w:t>linear corrigido</w:t>
+            </w:r>
+          </w:p>
+        </w:tc>
+        <w:tc>
+          <w:tcPr>
+            <w:tcW w:type="dxa" w:w="1440"/>
+          </w:tcPr>
+          <w:p>
+            <w:r>
+              <w:rPr>
+                <w:sz w:val="14"/>
+              </w:rPr>
+              <w:t>Parcialmente</w:t>
+            </w:r>
+          </w:p>
+        </w:tc>
+        <w:tc>
+          <w:tcPr>
+            <w:tcW w:type="dxa" w:w="1440"/>
+          </w:tcPr>
+          <w:p>
+            <w:r>
+              <w:rPr>
+                <w:sz w:val="14"/>
+              </w:rPr>
+              <w:t>Cumpre</w:t>
+            </w:r>
+          </w:p>
+        </w:tc>
+        <w:tc>
+          <w:tcPr>
+            <w:tcW w:type="dxa" w:w="1440"/>
+          </w:tcPr>
+          <w:p>
+            <w:r>
+              <w:rPr>
+                <w:sz w:val="14"/>
+              </w:rPr>
+              <w:t>Parcialmente</w:t>
+            </w:r>
+          </w:p>
+        </w:tc>
+        <w:tc>
+          <w:tcPr>
+            <w:tcW w:type="dxa" w:w="1440"/>
+          </w:tcPr>
+          <w:p>
+            <w:r>
+              <w:rPr>
+                <w:sz w:val="14"/>
+              </w:rPr>
+              <w:t>Cumpre</w:t>
+            </w:r>
+          </w:p>
+        </w:tc>
+        <w:tc>
+          <w:tcPr>
+            <w:tcW w:type="dxa" w:w="1440"/>
+          </w:tcPr>
+          <w:p>
+            <w:r>
+              <w:rPr>
+                <w:sz w:val="14"/>
+              </w:rPr>
+              <w:t>Cumpre</w:t>
+            </w:r>
+          </w:p>
+        </w:tc>
+      </w:tr>
+      <w:tr>
+        <w:tc>
+          <w:tcPr>
+            <w:tcW w:type="dxa" w:w="1440"/>
+          </w:tcPr>
+          <w:p>
+            <w:r>
+              <w:rPr>
+                <w:sz w:val="14"/>
+              </w:rPr>
+              <w:t>HuberRegressor — Regressão robusta (sqrt(price))</w:t>
+            </w:r>
+          </w:p>
+        </w:tc>
+        <w:tc>
+          <w:tcPr>
+            <w:tcW w:type="dxa" w:w="1440"/>
+          </w:tcPr>
+          <w:p>
+            <w:r>
+              <w:rPr>
+                <w:sz w:val="14"/>
+              </w:rPr>
+              <w:t>linear corrigido</w:t>
+            </w:r>
+          </w:p>
+        </w:tc>
+        <w:tc>
+          <w:tcPr>
+            <w:tcW w:type="dxa" w:w="1440"/>
+          </w:tcPr>
+          <w:p>
+            <w:r>
+              <w:rPr>
+                <w:sz w:val="14"/>
+              </w:rPr>
+              <w:t>Parcialmente</w:t>
+            </w:r>
+          </w:p>
+        </w:tc>
+        <w:tc>
+          <w:tcPr>
+            <w:tcW w:type="dxa" w:w="1440"/>
+          </w:tcPr>
+          <w:p>
+            <w:r>
+              <w:rPr>
+                <w:sz w:val="14"/>
+              </w:rPr>
+              <w:t>Cumpre</w:t>
+            </w:r>
+          </w:p>
+        </w:tc>
+        <w:tc>
+          <w:tcPr>
+            <w:tcW w:type="dxa" w:w="1440"/>
+          </w:tcPr>
+          <w:p>
+            <w:r>
+              <w:rPr>
+                <w:sz w:val="14"/>
+              </w:rPr>
+              <w:t>Parcialmente</w:t>
+            </w:r>
+          </w:p>
+        </w:tc>
+        <w:tc>
+          <w:tcPr>
+            <w:tcW w:type="dxa" w:w="1440"/>
+          </w:tcPr>
+          <w:p>
+            <w:r>
+              <w:rPr>
+                <w:sz w:val="14"/>
+              </w:rPr>
+              <w:t>Cumpre</w:t>
+            </w:r>
+          </w:p>
+        </w:tc>
+        <w:tc>
+          <w:tcPr>
+            <w:tcW w:type="dxa" w:w="1440"/>
+          </w:tcPr>
+          <w:p>
+            <w:r>
+              <w:rPr>
+                <w:sz w:val="14"/>
+              </w:rPr>
+              <w:t>Cumpre</w:t>
+            </w:r>
+          </w:p>
+        </w:tc>
+      </w:tr>
+      <w:tr>
+        <w:tc>
+          <w:tcPr>
+            <w:tcW w:type="dxa" w:w="1440"/>
+          </w:tcPr>
+          <w:p>
+            <w:r>
+              <w:rPr>
+                <w:sz w:val="14"/>
+              </w:rPr>
+              <w:t>QuantileRegressor_mediana — Regressão robusta (sqrt(price))</w:t>
+            </w:r>
+          </w:p>
+        </w:tc>
+        <w:tc>
+          <w:tcPr>
+            <w:tcW w:type="dxa" w:w="1440"/>
+          </w:tcPr>
+          <w:p>
+            <w:r>
+              <w:rPr>
+                <w:sz w:val="14"/>
+              </w:rPr>
+              <w:t>linear corrigido</w:t>
+            </w:r>
+          </w:p>
+        </w:tc>
+        <w:tc>
+          <w:tcPr>
+            <w:tcW w:type="dxa" w:w="1440"/>
+          </w:tcPr>
+          <w:p>
+            <w:r>
+              <w:rPr>
+                <w:sz w:val="14"/>
+              </w:rPr>
+              <w:t>Parcialmente</w:t>
+            </w:r>
+          </w:p>
+        </w:tc>
+        <w:tc>
+          <w:tcPr>
+            <w:tcW w:type="dxa" w:w="1440"/>
+          </w:tcPr>
+          <w:p>
+            <w:r>
+              <w:rPr>
+                <w:sz w:val="14"/>
+              </w:rPr>
+              <w:t>Cumpre</w:t>
+            </w:r>
+          </w:p>
+        </w:tc>
+        <w:tc>
+          <w:tcPr>
+            <w:tcW w:type="dxa" w:w="1440"/>
+          </w:tcPr>
+          <w:p>
+            <w:r>
+              <w:rPr>
+                <w:sz w:val="14"/>
+              </w:rPr>
+              <w:t>Parcialmente</w:t>
+            </w:r>
+          </w:p>
+        </w:tc>
+        <w:tc>
+          <w:tcPr>
+            <w:tcW w:type="dxa" w:w="1440"/>
+          </w:tcPr>
+          <w:p>
+            <w:r>
+              <w:rPr>
+                <w:sz w:val="14"/>
+              </w:rPr>
+              <w:t>Cumpre</w:t>
+            </w:r>
+          </w:p>
+        </w:tc>
+        <w:tc>
+          <w:tcPr>
+            <w:tcW w:type="dxa" w:w="1440"/>
+          </w:tcPr>
+          <w:p>
+            <w:r>
+              <w:rPr>
+                <w:sz w:val="14"/>
+              </w:rPr>
+              <w:t>Cumpre</w:t>
+            </w:r>
+          </w:p>
+        </w:tc>
+      </w:tr>
+      <w:tr>
+        <w:tc>
+          <w:tcPr>
+            <w:tcW w:type="dxa" w:w="1440"/>
+          </w:tcPr>
+          <w:p>
+            <w:r>
+              <w:rPr>
+                <w:sz w:val="14"/>
+              </w:rPr>
+              <w:t>Regressão linear — OLS transformado (sqrt(price))</w:t>
+            </w:r>
+          </w:p>
+        </w:tc>
+        <w:tc>
+          <w:tcPr>
+            <w:tcW w:type="dxa" w:w="1440"/>
+          </w:tcPr>
+          <w:p>
+            <w:r>
+              <w:rPr>
+                <w:sz w:val="14"/>
+              </w:rPr>
+              <w:t>linear corrigido</w:t>
+            </w:r>
+          </w:p>
+        </w:tc>
+        <w:tc>
+          <w:tcPr>
+            <w:tcW w:type="dxa" w:w="1440"/>
+          </w:tcPr>
+          <w:p>
+            <w:r>
+              <w:rPr>
+                <w:sz w:val="14"/>
+              </w:rPr>
+              <w:t>Cumpre</w:t>
+            </w:r>
+          </w:p>
+        </w:tc>
+        <w:tc>
+          <w:tcPr>
+            <w:tcW w:type="dxa" w:w="1440"/>
+          </w:tcPr>
+          <w:p>
+            <w:r>
+              <w:rPr>
+                <w:sz w:val="14"/>
+              </w:rPr>
+              <w:t>Cumpre</w:t>
+            </w:r>
+          </w:p>
+        </w:tc>
+        <w:tc>
+          <w:tcPr>
+            <w:tcW w:type="dxa" w:w="1440"/>
+          </w:tcPr>
+          <w:p>
+            <w:r>
+              <w:rPr>
+                <w:sz w:val="14"/>
+              </w:rPr>
+              <w:t>Parcialmente</w:t>
+            </w:r>
+          </w:p>
+        </w:tc>
+        <w:tc>
+          <w:tcPr>
+            <w:tcW w:type="dxa" w:w="1440"/>
+          </w:tcPr>
+          <w:p>
+            <w:r>
+              <w:rPr>
+                <w:sz w:val="14"/>
+              </w:rPr>
+              <w:t>Cumpre</w:t>
+            </w:r>
+          </w:p>
+        </w:tc>
+        <w:tc>
+          <w:tcPr>
+            <w:tcW w:type="dxa" w:w="1440"/>
+          </w:tcPr>
+          <w:p>
+            <w:r>
+              <w:rPr>
+                <w:sz w:val="14"/>
+              </w:rPr>
+              <w:t>Cumpre</w:t>
+            </w:r>
+          </w:p>
+        </w:tc>
+      </w:tr>
+      <w:tr>
+        <w:tc>
+          <w:tcPr>
+            <w:tcW w:type="dxa" w:w="1440"/>
+          </w:tcPr>
+          <w:p>
+            <w:r>
+              <w:rPr>
+                <w:sz w:val="14"/>
+              </w:rPr>
+              <w:t>Regressão linear ponderada — Weighted Least Squares (sqrt(price))</w:t>
+            </w:r>
+          </w:p>
+        </w:tc>
+        <w:tc>
+          <w:tcPr>
+            <w:tcW w:type="dxa" w:w="1440"/>
+          </w:tcPr>
+          <w:p>
+            <w:r>
+              <w:rPr>
+                <w:sz w:val="14"/>
+              </w:rPr>
+              <w:t>linear corrigido</w:t>
+            </w:r>
+          </w:p>
+        </w:tc>
+        <w:tc>
+          <w:tcPr>
+            <w:tcW w:type="dxa" w:w="1440"/>
+          </w:tcPr>
+          <w:p>
+            <w:r>
+              <w:rPr>
+                <w:sz w:val="14"/>
+              </w:rPr>
+              <w:t>Cumpre</w:t>
+            </w:r>
+          </w:p>
+        </w:tc>
+        <w:tc>
+          <w:tcPr>
+            <w:tcW w:type="dxa" w:w="1440"/>
+          </w:tcPr>
+          <w:p>
+            <w:r>
+              <w:rPr>
+                <w:sz w:val="14"/>
+              </w:rPr>
+              <w:t>Cumpre</w:t>
+            </w:r>
+          </w:p>
+        </w:tc>
+        <w:tc>
+          <w:tcPr>
+            <w:tcW w:type="dxa" w:w="1440"/>
+          </w:tcPr>
+          <w:p>
+            <w:r>
+              <w:rPr>
+                <w:sz w:val="14"/>
+              </w:rPr>
+              <w:t>Parcialmente</w:t>
+            </w:r>
+          </w:p>
+        </w:tc>
+        <w:tc>
+          <w:tcPr>
+            <w:tcW w:type="dxa" w:w="1440"/>
+          </w:tcPr>
+          <w:p>
+            <w:r>
+              <w:rPr>
+                <w:sz w:val="14"/>
+              </w:rPr>
+              <w:t>Cumpre</w:t>
+            </w:r>
+          </w:p>
+        </w:tc>
+        <w:tc>
+          <w:tcPr>
+            <w:tcW w:type="dxa" w:w="1440"/>
+          </w:tcPr>
+          <w:p>
+            <w:r>
+              <w:rPr>
+                <w:sz w:val="14"/>
+              </w:rPr>
+              <w:t>Cumpre</w:t>
+            </w:r>
+          </w:p>
+        </w:tc>
+      </w:tr>
+      <w:tr>
+        <w:tc>
+          <w:tcPr>
+            <w:tcW w:type="dxa" w:w="1440"/>
+          </w:tcPr>
+          <w:p>
+            <w:r>
+              <w:rPr>
+                <w:sz w:val="14"/>
+              </w:rPr>
+              <w:t>Regressão linear — OLS transformado (price)</w:t>
+            </w:r>
+          </w:p>
+        </w:tc>
+        <w:tc>
+          <w:tcPr>
+            <w:tcW w:type="dxa" w:w="1440"/>
+          </w:tcPr>
+          <w:p>
+            <w:r>
+              <w:rPr>
+                <w:sz w:val="14"/>
+              </w:rPr>
+              <w:t>linear corrigido</w:t>
+            </w:r>
+          </w:p>
+        </w:tc>
+        <w:tc>
+          <w:tcPr>
+            <w:tcW w:type="dxa" w:w="1440"/>
+          </w:tcPr>
+          <w:p>
+            <w:r>
+              <w:rPr>
+                <w:sz w:val="14"/>
+              </w:rPr>
+              <w:t>Cumpre</w:t>
+            </w:r>
+          </w:p>
+        </w:tc>
+        <w:tc>
+          <w:tcPr>
+            <w:tcW w:type="dxa" w:w="1440"/>
+          </w:tcPr>
+          <w:p>
+            <w:r>
+              <w:rPr>
+                <w:sz w:val="14"/>
+              </w:rPr>
+              <w:t>Cumpre</w:t>
+            </w:r>
+          </w:p>
+        </w:tc>
+        <w:tc>
+          <w:tcPr>
+            <w:tcW w:type="dxa" w:w="1440"/>
+          </w:tcPr>
+          <w:p>
+            <w:r>
+              <w:rPr>
+                <w:sz w:val="14"/>
+              </w:rPr>
+              <w:t>Parcialmente</w:t>
+            </w:r>
+          </w:p>
+        </w:tc>
+        <w:tc>
+          <w:tcPr>
+            <w:tcW w:type="dxa" w:w="1440"/>
+          </w:tcPr>
+          <w:p>
+            <w:r>
+              <w:rPr>
+                <w:sz w:val="14"/>
+              </w:rPr>
+              <w:t>Cumpre</w:t>
+            </w:r>
+          </w:p>
+        </w:tc>
+        <w:tc>
+          <w:tcPr>
+            <w:tcW w:type="dxa" w:w="1440"/>
+          </w:tcPr>
+          <w:p>
+            <w:r>
+              <w:rPr>
+                <w:sz w:val="14"/>
+              </w:rPr>
+              <w:t>Cumpre</w:t>
+            </w:r>
+          </w:p>
+        </w:tc>
+      </w:tr>
+    </w:tbl>
+    <w:p>
+      <w:pPr>
+        <w:pStyle w:val="Heading1"/>
+      </w:pPr>
+      <w:r>
+        <w:t>6. Evaluation</w:t>
+      </w:r>
+    </w:p>
+    <w:p>
+      <w:pPr>
+        <w:pStyle w:val="Heading2"/>
+      </w:pPr>
+      <w:r>
+        <w:t>6.1 Comparação quantitativa</w:t>
       </w:r>
     </w:p>
     <w:p>
@@ -4077,7 +7742,7 @@
         <w:pStyle w:val="Heading3"/>
       </w:pPr>
       <w:r>
-        <w:t>5.1.1 Leitura modelo a modelo</w:t>
+        <w:t>6.1.1 Leitura modelo a modelo</w:t>
       </w:r>
     </w:p>
     <w:p>
@@ -4225,7 +7890,7 @@
         <w:pStyle w:val="Heading2"/>
       </w:pPr>
       <w:r>
-        <w:t>5.2 Lasso e seleção de variáveis</w:t>
+        <w:t>6.2 Lasso e seleção de variáveis</w:t>
       </w:r>
     </w:p>
     <w:p>
@@ -4745,7 +8410,7 @@
         <w:pStyle w:val="Heading2"/>
       </w:pPr>
       <w:r>
-        <w:t>5.3 Modelo escolhido e diagnóstico</w:t>
+        <w:t>6.3 Modelo escolhido e diagnóstico</w:t>
       </w:r>
     </w:p>
     <w:p>
@@ -4938,7 +8603,7 @@
         <w:pStyle w:val="Heading2"/>
       </w:pPr>
       <w:r>
-        <w:t>5.4 Overfitting, robustez e utilidade prática</w:t>
+        <w:t>6.4 Overfitting, robustez e utilidade prática</w:t>
       </w:r>
     </w:p>
     <w:p>
@@ -4963,10 +8628,7 @@
     </w:p>
     <w:p>
       <w:r>
-        <w:rPr>
-          <w:i/>
-        </w:rPr>
-        <w:t>Tabela 5A - Caracterização dos 20 maiores erros absolutos no modelo final.</w:t>
+        <w:t>Tabela 6 - Caracterização dos 20 maiores erros absolutos no modelo final.</w:t>
       </w:r>
     </w:p>
     <w:tbl>
@@ -5194,7 +8856,7 @@
         <w:pStyle w:val="Heading1"/>
       </w:pPr>
       <w:r>
-        <w:t>6. Discussão crítica</w:t>
+        <w:t>7. Discussão crítica</w:t>
       </w:r>
     </w:p>
     <w:p>
@@ -5204,7 +8866,7 @@
     </w:p>
     <w:p>
       <w:r>
-        <w:t>A pergunta sobre causalidade permanece crítica. A importância de room_type_Private room não significa que mudar formalmente a categoria de um alojamento causaria uma redução de preço; a categoria resume diferenças reais de privacidade, dimensão e experiência. Do mesmo modo, reviews_per_month pode refletir procura, antiguidade, preço competitivo ou rotação. A interpretação correta é associativa e condicional.</w:t>
+        <w:t>A pergunta sobre causalidade permanece crítica. A regressão ajuda a separar associações condicionais, mas não transforma dados observacionais em evidência causal. A importância de room_type_Private room não significa que mudar formalmente a categoria de um alojamento causaria uma redução de preço; a categoria resume diferenças reais de privacidade, dimensão e experiência. Do mesmo modo, reviews_per_month pode refletir procura, antiguidade, preço competitivo ou rotação. A interpretação correta é associativa e condicional.</w:t>
       </w:r>
     </w:p>
     <w:p>
@@ -5217,7 +8879,7 @@
         <w:pStyle w:val="Heading2"/>
       </w:pPr>
       <w:r>
-        <w:t>6.1 Limitações metodológicas</w:t>
+        <w:t>7.1 Limitações metodológicas</w:t>
       </w:r>
     </w:p>
     <w:p>
@@ -5240,7 +8902,7 @@
         <w:pStyle w:val="Heading2"/>
       </w:pPr>
       <w:r>
-        <w:t>6.2 Propostas de melhoria futura</w:t>
+        <w:t>7.2 Propostas de melhoria futura</w:t>
       </w:r>
     </w:p>
     <w:p>
@@ -5263,7 +8925,7 @@
         <w:pStyle w:val="Heading1"/>
       </w:pPr>
       <w:r>
-        <w:t>7. Deployment</w:t>
+        <w:t>8. Deployment</w:t>
       </w:r>
     </w:p>
     <w:p>
@@ -5286,7 +8948,7 @@
         <w:pStyle w:val="Heading1"/>
       </w:pPr>
       <w:r>
-        <w:t>8. Conclusão</w:t>
+        <w:t>9. Conclusão</w:t>
       </w:r>
     </w:p>
     <w:p>
@@ -5296,7 +8958,7 @@
     </w:p>
     <w:p>
       <w:r>
-        <w:t>Para interpretação, a regressão logarítmica, o Lasso e a importância por permutação indicam que o tipo de alojamento, as noites mínimas, a atividade em reviews, a disponibilidade e o perfil do anfitrião são os sinais mais relevantes. A experiência com bairros agregados sugere ainda que a localização urbana real contém informação útil, embora aumente a complexidade do modelo.</w:t>
+        <w:t>Para interpretação, a regressão logarítmica, o Lasso e a importância por permutação indicam que o tipo de alojamento, as noites mínimas, a atividade em reviews, a disponibilidade e o perfil do anfitrião são os sinais mais relevantes. A validação dos pressupostos mostrou ainda que a heterocedasticidade dos modelos lineares não deve ser apenas reportada: foi parcialmente ou de forma aceitável corrigida através de transformações log1p dos preditores assimétricos, sqrt(price), WLS e regressões robustas. Ainda assim, a interpretação dos coeficientes logarítmicos deve manter-se cautelosa e acompanhada por erros-padrão robustos HC3.</w:t>
       </w:r>
     </w:p>
     <w:p>
